--- a/lessons/5-9/readiness/practice.docx
+++ b/lessons/5-9/readiness/practice.docx
@@ -29,7 +29,7 @@
           <w:sz w:val="20"/>
           <w:szCs w:val="20"/>
         </w:rPr>
-        <w:t xml:space="preserve">Readiness practice for Lesson 5-4  ·  Builds toward 6.G.1</w:t>
+        <w:t xml:space="preserve">Readiness practice for Lesson 5-9 (Unit 5 · Lesson 9)  ·  Builds toward 6.GR.1</w:t>
       </w:r>
     </w:p>
     <w:p>
@@ -419,7 +419,7 @@
           <w:sz w:val="20"/>
           <w:szCs w:val="20"/>
         </w:rPr>
-        <w:t xml:space="preserve">When you've finished, open Lesson 5-4 and dive in!</w:t>
+        <w:t xml:space="preserve">When you've finished, open Lesson 5-9 and dive in!</w:t>
       </w:r>
     </w:p>
     <w:p>

--- a/lessons/5-9/readiness/practice.docx
+++ b/lessons/5-9/readiness/practice.docx
@@ -86,7 +86,983 @@
     </w:p>
     <w:p>
       <w:pPr>
-        <w:spacing w:after="120" w:before="0"/>
+        <w:spacing w:after="60" w:before="120"/>
+      </w:pPr>
+      <w:r>
+        <w:rPr>
+          <w:b/>
+          <w:bCs/>
+          <w:color w:val="0F2B3C"/>
+          <w:sz w:val="24"/>
+          <w:szCs w:val="24"/>
+        </w:rPr>
+        <w:t xml:space="preserve">Vocabulary Anchor Box</w:t>
+      </w:r>
+    </w:p>
+    <w:tbl>
+      <w:tblPr>
+        <w:tblW w:type="dxa" w:w="9360"/>
+        <w:tblBorders>
+          <w:top w:val="single" w:color="C7D2DD" w:sz="6"/>
+          <w:left w:val="single" w:color="C7D2DD" w:sz="6"/>
+          <w:bottom w:val="single" w:color="C7D2DD" w:sz="6"/>
+          <w:right w:val="single" w:color="C7D2DD" w:sz="6"/>
+          <w:insideH w:val="single" w:color="C7D2DD" w:sz="6"/>
+          <w:insideV w:val="single" w:color="C7D2DD" w:sz="6"/>
+        </w:tblBorders>
+      </w:tblPr>
+      <w:tblGrid>
+        <w:gridCol w:w="1800"/>
+        <w:gridCol w:w="3160"/>
+        <w:gridCol w:w="2200"/>
+        <w:gridCol w:w="2200"/>
+      </w:tblGrid>
+      <w:tr>
+        <w:trPr>
+          <w:cantSplit/>
+          <w:tblHeader/>
+        </w:trPr>
+        <w:tc>
+          <w:tcPr>
+            <w:tcW w:type="dxa" w:w="1800"/>
+            <w:shd w:fill="EEF4F8" w:color="auto" w:val="clear"/>
+            <w:tcMar>
+              <w:top w:type="dxa" w:w="60"/>
+              <w:left w:type="dxa" w:w="100"/>
+              <w:bottom w:type="dxa" w:w="60"/>
+              <w:right w:type="dxa" w:w="100"/>
+            </w:tcMar>
+          </w:tcPr>
+          <w:p>
+            <w:pPr>
+              <w:spacing w:after="0" w:before="0"/>
+            </w:pPr>
+            <w:r>
+              <w:rPr>
+                <w:b/>
+                <w:bCs/>
+                <w:color w:val="0F2B3C"/>
+                <w:sz w:val="18"/>
+                <w:szCs w:val="18"/>
+              </w:rPr>
+              <w:t xml:space="preserve">Concept Term</w:t>
+            </w:r>
+          </w:p>
+        </w:tc>
+        <w:tc>
+          <w:tcPr>
+            <w:tcW w:type="dxa" w:w="3160"/>
+            <w:shd w:fill="EEF4F8" w:color="auto" w:val="clear"/>
+            <w:tcMar>
+              <w:top w:type="dxa" w:w="60"/>
+              <w:left w:type="dxa" w:w="100"/>
+              <w:bottom w:type="dxa" w:w="60"/>
+              <w:right w:type="dxa" w:w="100"/>
+            </w:tcMar>
+          </w:tcPr>
+          <w:p>
+            <w:pPr>
+              <w:spacing w:after="0" w:before="0"/>
+            </w:pPr>
+            <w:r>
+              <w:rPr>
+                <w:b/>
+                <w:bCs/>
+                <w:color w:val="0F2B3C"/>
+                <w:sz w:val="18"/>
+                <w:szCs w:val="18"/>
+              </w:rPr>
+              <w:t xml:space="preserve">Student-Friendly Definition</w:t>
+            </w:r>
+          </w:p>
+        </w:tc>
+        <w:tc>
+          <w:tcPr>
+            <w:tcW w:type="dxa" w:w="2200"/>
+            <w:shd w:fill="EEF4F8" w:color="auto" w:val="clear"/>
+            <w:tcMar>
+              <w:top w:type="dxa" w:w="60"/>
+              <w:left w:type="dxa" w:w="100"/>
+              <w:bottom w:type="dxa" w:w="60"/>
+              <w:right w:type="dxa" w:w="100"/>
+            </w:tcMar>
+          </w:tcPr>
+          <w:p>
+            <w:pPr>
+              <w:spacing w:after="0" w:before="0"/>
+            </w:pPr>
+            <w:r>
+              <w:rPr>
+                <w:b/>
+                <w:bCs/>
+                <w:color w:val="0F2B3C"/>
+                <w:sz w:val="18"/>
+                <w:szCs w:val="18"/>
+              </w:rPr>
+              <w:t xml:space="preserve">Non-Example</w:t>
+            </w:r>
+          </w:p>
+        </w:tc>
+        <w:tc>
+          <w:tcPr>
+            <w:tcW w:type="dxa" w:w="2200"/>
+            <w:shd w:fill="EEF4F8" w:color="auto" w:val="clear"/>
+            <w:tcMar>
+              <w:top w:type="dxa" w:w="60"/>
+              <w:left w:type="dxa" w:w="100"/>
+              <w:bottom w:type="dxa" w:w="60"/>
+              <w:right w:type="dxa" w:w="100"/>
+            </w:tcMar>
+          </w:tcPr>
+          <w:p>
+            <w:pPr>
+              <w:spacing w:after="0" w:before="0"/>
+            </w:pPr>
+            <w:r>
+              <w:rPr>
+                <w:b/>
+                <w:bCs/>
+                <w:color w:val="0F2B3C"/>
+                <w:sz w:val="18"/>
+                <w:szCs w:val="18"/>
+              </w:rPr>
+              <w:t xml:space="preserve">Visual Clue</w:t>
+            </w:r>
+          </w:p>
+        </w:tc>
+      </w:tr>
+      <w:tr>
+        <w:trPr>
+          <w:cantSplit/>
+        </w:trPr>
+        <w:tc>
+          <w:tcPr>
+            <w:tcW w:type="dxa" w:w="1800"/>
+            <w:tcMar>
+              <w:top w:type="dxa" w:w="60"/>
+              <w:left w:type="dxa" w:w="100"/>
+              <w:bottom w:type="dxa" w:w="60"/>
+              <w:right w:type="dxa" w:w="100"/>
+            </w:tcMar>
+            <w:vAlign w:val="top"/>
+          </w:tcPr>
+          <w:p>
+            <w:pPr>
+              <w:spacing w:after="20" w:before="0"/>
+            </w:pPr>
+            <w:r>
+              <w:rPr>
+                <w:b/>
+                <w:bCs/>
+                <w:color w:val="0F2B3C"/>
+                <w:sz w:val="20"/>
+                <w:szCs w:val="20"/>
+              </w:rPr>
+              <w:t xml:space="preserve">Area of Regular Polygons</w:t>
+            </w:r>
+          </w:p>
+          <w:p>
+            <w:pPr>
+              <w:spacing w:after="0" w:before="0"/>
+            </w:pPr>
+            <w:r>
+              <w:rPr>
+                <w:i/>
+                <w:iCs/>
+                <w:color w:val="5E6E7E"/>
+                <w:sz w:val="18"/>
+                <w:szCs w:val="18"/>
+              </w:rPr>
+              <w:t xml:space="preserve">Área de polígonos regulares</w:t>
+            </w:r>
+          </w:p>
+        </w:tc>
+        <w:tc>
+          <w:tcPr>
+            <w:tcW w:type="dxa" w:w="3160"/>
+            <w:tcMar>
+              <w:top w:type="dxa" w:w="60"/>
+              <w:left w:type="dxa" w:w="100"/>
+              <w:bottom w:type="dxa" w:w="60"/>
+              <w:right w:type="dxa" w:w="100"/>
+            </w:tcMar>
+            <w:vAlign w:val="top"/>
+          </w:tcPr>
+          <w:p>
+            <w:pPr>
+              <w:spacing w:after="0" w:before="0"/>
+            </w:pPr>
+            <w:r>
+              <w:rPr>
+                <w:sz w:val="19"/>
+                <w:szCs w:val="19"/>
+              </w:rPr>
+              <w:t xml:space="preserve">The space a regular polygon covers. Split it from the center into identical triangles, find one triangle's area, then multiply by how many there are.</w:t>
+            </w:r>
+          </w:p>
+        </w:tc>
+        <w:tc>
+          <w:tcPr>
+            <w:tcW w:type="dxa" w:w="2200"/>
+            <w:tcMar>
+              <w:top w:type="dxa" w:w="60"/>
+              <w:left w:type="dxa" w:w="100"/>
+              <w:bottom w:type="dxa" w:w="60"/>
+              <w:right w:type="dxa" w:w="100"/>
+            </w:tcMar>
+            <w:vAlign w:val="top"/>
+          </w:tcPr>
+          <w:p>
+            <w:pPr>
+              <w:spacing w:after="30" w:before="0"/>
+            </w:pPr>
+            <w:r>
+              <w:rPr>
+                <w:i/>
+                <w:iCs/>
+                <w:color w:val="5E6E7E"/>
+                <w:sz w:val="18"/>
+                <w:szCs w:val="18"/>
+              </w:rPr>
+              <w:t xml:space="preserve">Not Area of Regular Polygons: write a counter-example that does not fit the rule.</w:t>
+            </w:r>
+          </w:p>
+          <w:p>
+            <w:pPr>
+              <w:spacing w:after="50" w:before="0"/>
+            </w:pPr>
+            <w:r>
+              <w:rPr>
+                <w:color w:val="BBBBBB"/>
+                <w:sz w:val="18"/>
+                <w:szCs w:val="18"/>
+              </w:rPr>
+              <w:t xml:space="preserve">____________________________</w:t>
+            </w:r>
+          </w:p>
+        </w:tc>
+        <w:tc>
+          <w:tcPr>
+            <w:tcW w:type="dxa" w:w="2200"/>
+            <w:tcMar>
+              <w:top w:type="dxa" w:w="60"/>
+              <w:left w:type="dxa" w:w="100"/>
+              <w:bottom w:type="dxa" w:w="60"/>
+              <w:right w:type="dxa" w:w="100"/>
+            </w:tcMar>
+            <w:vAlign w:val="top"/>
+          </w:tcPr>
+          <w:p>
+            <w:pPr>
+              <w:spacing w:after="0" w:before="0"/>
+            </w:pPr>
+            <w:r>
+              <w:rPr>
+                <w:i/>
+                <w:iCs/>
+                <w:color w:val="5E6E7E"/>
+                <w:sz w:val="18"/>
+                <w:szCs w:val="18"/>
+              </w:rPr>
+              <w:t xml:space="preserve">A hexagon splits into 6 identical triangles: (½ × 4 × 3.5) × 6 = 42 square units</w:t>
+            </w:r>
+          </w:p>
+        </w:tc>
+      </w:tr>
+      <w:tr>
+        <w:trPr>
+          <w:cantSplit/>
+        </w:trPr>
+        <w:tc>
+          <w:tcPr>
+            <w:tcW w:type="dxa" w:w="1800"/>
+            <w:tcMar>
+              <w:top w:type="dxa" w:w="60"/>
+              <w:left w:type="dxa" w:w="100"/>
+              <w:bottom w:type="dxa" w:w="60"/>
+              <w:right w:type="dxa" w:w="100"/>
+            </w:tcMar>
+            <w:vAlign w:val="top"/>
+          </w:tcPr>
+          <w:p>
+            <w:pPr>
+              <w:spacing w:after="20" w:before="0"/>
+            </w:pPr>
+            <w:r>
+              <w:rPr>
+                <w:b/>
+                <w:bCs/>
+                <w:color w:val="0F2B3C"/>
+                <w:sz w:val="20"/>
+                <w:szCs w:val="20"/>
+              </w:rPr>
+              <w:t xml:space="preserve">Regular Polygon</w:t>
+            </w:r>
+          </w:p>
+          <w:p>
+            <w:pPr>
+              <w:spacing w:after="0" w:before="0"/>
+            </w:pPr>
+            <w:r>
+              <w:rPr>
+                <w:i/>
+                <w:iCs/>
+                <w:color w:val="5E6E7E"/>
+                <w:sz w:val="18"/>
+                <w:szCs w:val="18"/>
+              </w:rPr>
+              <w:t xml:space="preserve">Polígono regular</w:t>
+            </w:r>
+          </w:p>
+        </w:tc>
+        <w:tc>
+          <w:tcPr>
+            <w:tcW w:type="dxa" w:w="3160"/>
+            <w:tcMar>
+              <w:top w:type="dxa" w:w="60"/>
+              <w:left w:type="dxa" w:w="100"/>
+              <w:bottom w:type="dxa" w:w="60"/>
+              <w:right w:type="dxa" w:w="100"/>
+            </w:tcMar>
+            <w:vAlign w:val="top"/>
+          </w:tcPr>
+          <w:p>
+            <w:pPr>
+              <w:spacing w:after="0" w:before="0"/>
+            </w:pPr>
+            <w:r>
+              <w:rPr>
+                <w:sz w:val="19"/>
+                <w:szCs w:val="19"/>
+              </w:rPr>
+              <w:t xml:space="preserve">A closed flat shape made of straight sides, where every side is the same length and every angle is the same size.</w:t>
+            </w:r>
+          </w:p>
+        </w:tc>
+        <w:tc>
+          <w:tcPr>
+            <w:tcW w:type="dxa" w:w="2200"/>
+            <w:tcMar>
+              <w:top w:type="dxa" w:w="60"/>
+              <w:left w:type="dxa" w:w="100"/>
+              <w:bottom w:type="dxa" w:w="60"/>
+              <w:right w:type="dxa" w:w="100"/>
+            </w:tcMar>
+            <w:vAlign w:val="top"/>
+          </w:tcPr>
+          <w:p>
+            <w:pPr>
+              <w:spacing w:after="30" w:before="0"/>
+            </w:pPr>
+            <w:r>
+              <w:rPr>
+                <w:i/>
+                <w:iCs/>
+                <w:color w:val="5E6E7E"/>
+                <w:sz w:val="18"/>
+                <w:szCs w:val="18"/>
+              </w:rPr>
+              <w:t xml:space="preserve">Not Regular Polygon: write a counter-example that does not fit the rule.</w:t>
+            </w:r>
+          </w:p>
+          <w:p>
+            <w:pPr>
+              <w:spacing w:after="50" w:before="0"/>
+            </w:pPr>
+            <w:r>
+              <w:rPr>
+                <w:color w:val="BBBBBB"/>
+                <w:sz w:val="18"/>
+                <w:szCs w:val="18"/>
+              </w:rPr>
+              <w:t xml:space="preserve">____________________________</w:t>
+            </w:r>
+          </w:p>
+        </w:tc>
+        <w:tc>
+          <w:tcPr>
+            <w:tcW w:type="dxa" w:w="2200"/>
+            <w:tcMar>
+              <w:top w:type="dxa" w:w="60"/>
+              <w:left w:type="dxa" w:w="100"/>
+              <w:bottom w:type="dxa" w:w="60"/>
+              <w:right w:type="dxa" w:w="100"/>
+            </w:tcMar>
+            <w:vAlign w:val="top"/>
+          </w:tcPr>
+          <w:p>
+            <w:pPr>
+              <w:spacing w:after="0" w:before="0"/>
+            </w:pPr>
+            <w:r>
+              <w:rPr>
+                <w:i/>
+                <w:iCs/>
+                <w:color w:val="5E6E7E"/>
+                <w:sz w:val="18"/>
+                <w:szCs w:val="18"/>
+              </w:rPr>
+              <w:t xml:space="preserve">A stop sign is a regular octagon — all 8 sides are the same length and all 8 angles are equal</w:t>
+            </w:r>
+          </w:p>
+        </w:tc>
+      </w:tr>
+      <w:tr>
+        <w:trPr>
+          <w:cantSplit/>
+        </w:trPr>
+        <w:tc>
+          <w:tcPr>
+            <w:tcW w:type="dxa" w:w="1800"/>
+            <w:tcMar>
+              <w:top w:type="dxa" w:w="60"/>
+              <w:left w:type="dxa" w:w="100"/>
+              <w:bottom w:type="dxa" w:w="60"/>
+              <w:right w:type="dxa" w:w="100"/>
+            </w:tcMar>
+            <w:vAlign w:val="top"/>
+          </w:tcPr>
+          <w:p>
+            <w:pPr>
+              <w:spacing w:after="20" w:before="0"/>
+            </w:pPr>
+            <w:r>
+              <w:rPr>
+                <w:b/>
+                <w:bCs/>
+                <w:color w:val="0F2B3C"/>
+                <w:sz w:val="20"/>
+                <w:szCs w:val="20"/>
+              </w:rPr>
+              <w:t xml:space="preserve">Decompose</w:t>
+            </w:r>
+          </w:p>
+          <w:p>
+            <w:pPr>
+              <w:spacing w:after="0" w:before="0"/>
+            </w:pPr>
+            <w:r>
+              <w:rPr>
+                <w:i/>
+                <w:iCs/>
+                <w:color w:val="5E6E7E"/>
+                <w:sz w:val="18"/>
+                <w:szCs w:val="18"/>
+              </w:rPr>
+              <w:t xml:space="preserve">Descomponer</w:t>
+            </w:r>
+          </w:p>
+        </w:tc>
+        <w:tc>
+          <w:tcPr>
+            <w:tcW w:type="dxa" w:w="3160"/>
+            <w:tcMar>
+              <w:top w:type="dxa" w:w="60"/>
+              <w:left w:type="dxa" w:w="100"/>
+              <w:bottom w:type="dxa" w:w="60"/>
+              <w:right w:type="dxa" w:w="100"/>
+            </w:tcMar>
+            <w:vAlign w:val="top"/>
+          </w:tcPr>
+          <w:p>
+            <w:pPr>
+              <w:spacing w:after="0" w:before="0"/>
+            </w:pPr>
+            <w:r>
+              <w:rPr>
+                <w:sz w:val="19"/>
+                <w:szCs w:val="19"/>
+              </w:rPr>
+              <w:t xml:space="preserve">To break a shape into smaller, simpler shapes.</w:t>
+            </w:r>
+          </w:p>
+        </w:tc>
+        <w:tc>
+          <w:tcPr>
+            <w:tcW w:type="dxa" w:w="2200"/>
+            <w:tcMar>
+              <w:top w:type="dxa" w:w="60"/>
+              <w:left w:type="dxa" w:w="100"/>
+              <w:bottom w:type="dxa" w:w="60"/>
+              <w:right w:type="dxa" w:w="100"/>
+            </w:tcMar>
+            <w:vAlign w:val="top"/>
+          </w:tcPr>
+          <w:p>
+            <w:pPr>
+              <w:spacing w:after="30" w:before="0"/>
+            </w:pPr>
+            <w:r>
+              <w:rPr>
+                <w:i/>
+                <w:iCs/>
+                <w:color w:val="5E6E7E"/>
+                <w:sz w:val="18"/>
+                <w:szCs w:val="18"/>
+              </w:rPr>
+              <w:t xml:space="preserve">Not Decompose: write a counter-example that does not fit the rule.</w:t>
+            </w:r>
+          </w:p>
+          <w:p>
+            <w:pPr>
+              <w:spacing w:after="50" w:before="0"/>
+            </w:pPr>
+            <w:r>
+              <w:rPr>
+                <w:color w:val="BBBBBB"/>
+                <w:sz w:val="18"/>
+                <w:szCs w:val="18"/>
+              </w:rPr>
+              <w:t xml:space="preserve">____________________________</w:t>
+            </w:r>
+          </w:p>
+        </w:tc>
+        <w:tc>
+          <w:tcPr>
+            <w:tcW w:type="dxa" w:w="2200"/>
+            <w:tcMar>
+              <w:top w:type="dxa" w:w="60"/>
+              <w:left w:type="dxa" w:w="100"/>
+              <w:bottom w:type="dxa" w:w="60"/>
+              <w:right w:type="dxa" w:w="100"/>
+            </w:tcMar>
+            <w:vAlign w:val="top"/>
+          </w:tcPr>
+          <w:p>
+            <w:pPr>
+              <w:spacing w:after="0" w:before="0"/>
+            </w:pPr>
+            <w:r>
+              <w:rPr>
+                <w:i/>
+                <w:iCs/>
+                <w:color w:val="5E6E7E"/>
+                <w:sz w:val="18"/>
+                <w:szCs w:val="18"/>
+              </w:rPr>
+              <w:t xml:space="preserve">Draw lines from the center of a hexagon to each corner → you get 6 equal triangles you can find the area of</w:t>
+            </w:r>
+          </w:p>
+        </w:tc>
+      </w:tr>
+      <w:tr>
+        <w:trPr>
+          <w:cantSplit/>
+        </w:trPr>
+        <w:tc>
+          <w:tcPr>
+            <w:tcW w:type="dxa" w:w="1800"/>
+            <w:tcMar>
+              <w:top w:type="dxa" w:w="60"/>
+              <w:left w:type="dxa" w:w="100"/>
+              <w:bottom w:type="dxa" w:w="60"/>
+              <w:right w:type="dxa" w:w="100"/>
+            </w:tcMar>
+            <w:vAlign w:val="top"/>
+          </w:tcPr>
+          <w:p>
+            <w:pPr>
+              <w:spacing w:after="20" w:before="0"/>
+            </w:pPr>
+            <w:r>
+              <w:rPr>
+                <w:b/>
+                <w:bCs/>
+                <w:color w:val="0F2B3C"/>
+                <w:sz w:val="20"/>
+                <w:szCs w:val="20"/>
+              </w:rPr>
+              <w:t xml:space="preserve">Triangle</w:t>
+            </w:r>
+          </w:p>
+          <w:p>
+            <w:pPr>
+              <w:spacing w:after="0" w:before="0"/>
+            </w:pPr>
+            <w:r>
+              <w:rPr>
+                <w:i/>
+                <w:iCs/>
+                <w:color w:val="5E6E7E"/>
+                <w:sz w:val="18"/>
+                <w:szCs w:val="18"/>
+              </w:rPr>
+              <w:t xml:space="preserve">Triángulo</w:t>
+            </w:r>
+          </w:p>
+        </w:tc>
+        <w:tc>
+          <w:tcPr>
+            <w:tcW w:type="dxa" w:w="3160"/>
+            <w:tcMar>
+              <w:top w:type="dxa" w:w="60"/>
+              <w:left w:type="dxa" w:w="100"/>
+              <w:bottom w:type="dxa" w:w="60"/>
+              <w:right w:type="dxa" w:w="100"/>
+            </w:tcMar>
+            <w:vAlign w:val="top"/>
+          </w:tcPr>
+          <w:p>
+            <w:pPr>
+              <w:spacing w:after="0" w:before="0"/>
+            </w:pPr>
+            <w:r>
+              <w:rPr>
+                <w:sz w:val="19"/>
+                <w:szCs w:val="19"/>
+              </w:rPr>
+              <w:t xml:space="preserve">A shape with three sides.</w:t>
+            </w:r>
+          </w:p>
+        </w:tc>
+        <w:tc>
+          <w:tcPr>
+            <w:tcW w:type="dxa" w:w="2200"/>
+            <w:tcMar>
+              <w:top w:type="dxa" w:w="60"/>
+              <w:left w:type="dxa" w:w="100"/>
+              <w:bottom w:type="dxa" w:w="60"/>
+              <w:right w:type="dxa" w:w="100"/>
+            </w:tcMar>
+            <w:vAlign w:val="top"/>
+          </w:tcPr>
+          <w:p>
+            <w:pPr>
+              <w:spacing w:after="30" w:before="0"/>
+            </w:pPr>
+            <w:r>
+              <w:rPr>
+                <w:i/>
+                <w:iCs/>
+                <w:color w:val="5E6E7E"/>
+                <w:sz w:val="18"/>
+                <w:szCs w:val="18"/>
+              </w:rPr>
+              <w:t xml:space="preserve">Not Triangle: write a counter-example that does not fit the rule.</w:t>
+            </w:r>
+          </w:p>
+          <w:p>
+            <w:pPr>
+              <w:spacing w:after="50" w:before="0"/>
+            </w:pPr>
+            <w:r>
+              <w:rPr>
+                <w:color w:val="BBBBBB"/>
+                <w:sz w:val="18"/>
+                <w:szCs w:val="18"/>
+              </w:rPr>
+              <w:t xml:space="preserve">____________________________</w:t>
+            </w:r>
+          </w:p>
+        </w:tc>
+        <w:tc>
+          <w:tcPr>
+            <w:tcW w:type="dxa" w:w="2200"/>
+            <w:tcMar>
+              <w:top w:type="dxa" w:w="60"/>
+              <w:left w:type="dxa" w:w="100"/>
+              <w:bottom w:type="dxa" w:w="60"/>
+              <w:right w:type="dxa" w:w="100"/>
+            </w:tcMar>
+            <w:vAlign w:val="top"/>
+          </w:tcPr>
+          <w:p>
+            <w:pPr>
+              <w:spacing w:after="0" w:before="0"/>
+            </w:pPr>
+            <w:r>
+              <w:rPr>
+                <w:i/>
+                <w:iCs/>
+                <w:color w:val="5E6E7E"/>
+                <w:sz w:val="18"/>
+                <w:szCs w:val="18"/>
+              </w:rPr>
+              <w:t xml:space="preserve">Each triangle inside a decomposed hexagon has a base = one side of the hexagon and height = distance from center to side</w:t>
+            </w:r>
+          </w:p>
+        </w:tc>
+      </w:tr>
+      <w:tr>
+        <w:trPr>
+          <w:cantSplit/>
+        </w:trPr>
+        <w:tc>
+          <w:tcPr>
+            <w:tcW w:type="dxa" w:w="1800"/>
+            <w:tcMar>
+              <w:top w:type="dxa" w:w="60"/>
+              <w:left w:type="dxa" w:w="100"/>
+              <w:bottom w:type="dxa" w:w="60"/>
+              <w:right w:type="dxa" w:w="100"/>
+            </w:tcMar>
+            <w:vAlign w:val="top"/>
+          </w:tcPr>
+          <w:p>
+            <w:pPr>
+              <w:spacing w:after="20" w:before="0"/>
+            </w:pPr>
+            <w:r>
+              <w:rPr>
+                <w:b/>
+                <w:bCs/>
+                <w:color w:val="0F2B3C"/>
+                <w:sz w:val="20"/>
+                <w:szCs w:val="20"/>
+              </w:rPr>
+              <w:t xml:space="preserve">Composite</w:t>
+            </w:r>
+          </w:p>
+          <w:p>
+            <w:pPr>
+              <w:spacing w:after="0" w:before="0"/>
+            </w:pPr>
+            <w:r>
+              <w:rPr>
+                <w:i/>
+                <w:iCs/>
+                <w:color w:val="5E6E7E"/>
+                <w:sz w:val="18"/>
+                <w:szCs w:val="18"/>
+              </w:rPr>
+              <w:t xml:space="preserve">Compuesto</w:t>
+            </w:r>
+          </w:p>
+        </w:tc>
+        <w:tc>
+          <w:tcPr>
+            <w:tcW w:type="dxa" w:w="3160"/>
+            <w:tcMar>
+              <w:top w:type="dxa" w:w="60"/>
+              <w:left w:type="dxa" w:w="100"/>
+              <w:bottom w:type="dxa" w:w="60"/>
+              <w:right w:type="dxa" w:w="100"/>
+            </w:tcMar>
+            <w:vAlign w:val="top"/>
+          </w:tcPr>
+          <w:p>
+            <w:pPr>
+              <w:spacing w:after="0" w:before="0"/>
+            </w:pPr>
+            <w:r>
+              <w:rPr>
+                <w:sz w:val="19"/>
+                <w:szCs w:val="19"/>
+              </w:rPr>
+              <w:t xml:space="preserve">Made by putting two or more simple shapes together.</w:t>
+            </w:r>
+          </w:p>
+        </w:tc>
+        <w:tc>
+          <w:tcPr>
+            <w:tcW w:type="dxa" w:w="2200"/>
+            <w:tcMar>
+              <w:top w:type="dxa" w:w="60"/>
+              <w:left w:type="dxa" w:w="100"/>
+              <w:bottom w:type="dxa" w:w="60"/>
+              <w:right w:type="dxa" w:w="100"/>
+            </w:tcMar>
+            <w:vAlign w:val="top"/>
+          </w:tcPr>
+          <w:p>
+            <w:pPr>
+              <w:spacing w:after="30" w:before="0"/>
+            </w:pPr>
+            <w:r>
+              <w:rPr>
+                <w:i/>
+                <w:iCs/>
+                <w:color w:val="5E6E7E"/>
+                <w:sz w:val="18"/>
+                <w:szCs w:val="18"/>
+              </w:rPr>
+              <w:t xml:space="preserve">Not Composite: write a counter-example that does not fit the rule.</w:t>
+            </w:r>
+          </w:p>
+          <w:p>
+            <w:pPr>
+              <w:spacing w:after="50" w:before="0"/>
+            </w:pPr>
+            <w:r>
+              <w:rPr>
+                <w:color w:val="BBBBBB"/>
+                <w:sz w:val="18"/>
+                <w:szCs w:val="18"/>
+              </w:rPr>
+              <w:t xml:space="preserve">____________________________</w:t>
+            </w:r>
+          </w:p>
+        </w:tc>
+        <w:tc>
+          <w:tcPr>
+            <w:tcW w:type="dxa" w:w="2200"/>
+            <w:tcMar>
+              <w:top w:type="dxa" w:w="60"/>
+              <w:left w:type="dxa" w:w="100"/>
+              <w:bottom w:type="dxa" w:w="60"/>
+              <w:right w:type="dxa" w:w="100"/>
+            </w:tcMar>
+            <w:vAlign w:val="top"/>
+          </w:tcPr>
+          <w:p>
+            <w:pPr>
+              <w:spacing w:after="0" w:before="0"/>
+            </w:pPr>
+            <w:r>
+              <w:rPr>
+                <w:i/>
+                <w:iCs/>
+                <w:color w:val="5E6E7E"/>
+                <w:sz w:val="18"/>
+                <w:szCs w:val="18"/>
+              </w:rPr>
+              <w:t xml:space="preserve">6 triangles, each with area 15 sq ft, combine to form a hexagon with total area = 6 × 15 = 90 sq ft</w:t>
+            </w:r>
+          </w:p>
+        </w:tc>
+      </w:tr>
+      <w:tr>
+        <w:trPr>
+          <w:cantSplit/>
+        </w:trPr>
+        <w:tc>
+          <w:tcPr>
+            <w:tcW w:type="dxa" w:w="1800"/>
+            <w:tcMar>
+              <w:top w:type="dxa" w:w="60"/>
+              <w:left w:type="dxa" w:w="100"/>
+              <w:bottom w:type="dxa" w:w="60"/>
+              <w:right w:type="dxa" w:w="100"/>
+            </w:tcMar>
+            <w:vAlign w:val="top"/>
+          </w:tcPr>
+          <w:p>
+            <w:pPr>
+              <w:spacing w:after="20" w:before="0"/>
+            </w:pPr>
+            <w:r>
+              <w:rPr>
+                <w:b/>
+                <w:bCs/>
+                <w:color w:val="0F2B3C"/>
+                <w:sz w:val="20"/>
+                <w:szCs w:val="20"/>
+              </w:rPr>
+              <w:t xml:space="preserve">Formula</w:t>
+            </w:r>
+          </w:p>
+          <w:p>
+            <w:pPr>
+              <w:spacing w:after="0" w:before="0"/>
+            </w:pPr>
+            <w:r>
+              <w:rPr>
+                <w:i/>
+                <w:iCs/>
+                <w:color w:val="5E6E7E"/>
+                <w:sz w:val="18"/>
+                <w:szCs w:val="18"/>
+              </w:rPr>
+              <w:t xml:space="preserve">Fórmula</w:t>
+            </w:r>
+          </w:p>
+        </w:tc>
+        <w:tc>
+          <w:tcPr>
+            <w:tcW w:type="dxa" w:w="3160"/>
+            <w:tcMar>
+              <w:top w:type="dxa" w:w="60"/>
+              <w:left w:type="dxa" w:w="100"/>
+              <w:bottom w:type="dxa" w:w="60"/>
+              <w:right w:type="dxa" w:w="100"/>
+            </w:tcMar>
+            <w:vAlign w:val="top"/>
+          </w:tcPr>
+          <w:p>
+            <w:pPr>
+              <w:spacing w:after="0" w:before="0"/>
+            </w:pPr>
+            <w:r>
+              <w:rPr>
+                <w:sz w:val="19"/>
+                <w:szCs w:val="19"/>
+              </w:rPr>
+              <w:t xml:space="preserve">A math rule written with symbols.</w:t>
+            </w:r>
+          </w:p>
+        </w:tc>
+        <w:tc>
+          <w:tcPr>
+            <w:tcW w:type="dxa" w:w="2200"/>
+            <w:tcMar>
+              <w:top w:type="dxa" w:w="60"/>
+              <w:left w:type="dxa" w:w="100"/>
+              <w:bottom w:type="dxa" w:w="60"/>
+              <w:right w:type="dxa" w:w="100"/>
+            </w:tcMar>
+            <w:vAlign w:val="top"/>
+          </w:tcPr>
+          <w:p>
+            <w:pPr>
+              <w:spacing w:after="30" w:before="0"/>
+            </w:pPr>
+            <w:r>
+              <w:rPr>
+                <w:i/>
+                <w:iCs/>
+                <w:color w:val="5E6E7E"/>
+                <w:sz w:val="18"/>
+                <w:szCs w:val="18"/>
+              </w:rPr>
+              <w:t xml:space="preserve">Not Formula: write a counter-example that does not fit the rule.</w:t>
+            </w:r>
+          </w:p>
+          <w:p>
+            <w:pPr>
+              <w:spacing w:after="50" w:before="0"/>
+            </w:pPr>
+            <w:r>
+              <w:rPr>
+                <w:color w:val="BBBBBB"/>
+                <w:sz w:val="18"/>
+                <w:szCs w:val="18"/>
+              </w:rPr>
+              <w:t xml:space="preserve">____________________________</w:t>
+            </w:r>
+          </w:p>
+        </w:tc>
+        <w:tc>
+          <w:tcPr>
+            <w:tcW w:type="dxa" w:w="2200"/>
+            <w:tcMar>
+              <w:top w:type="dxa" w:w="60"/>
+              <w:left w:type="dxa" w:w="100"/>
+              <w:bottom w:type="dxa" w:w="60"/>
+              <w:right w:type="dxa" w:w="100"/>
+            </w:tcMar>
+            <w:vAlign w:val="top"/>
+          </w:tcPr>
+          <w:p>
+            <w:pPr>
+              <w:spacing w:after="0" w:before="0"/>
+            </w:pPr>
+            <w:r>
+              <w:rPr>
+                <w:i/>
+                <w:iCs/>
+                <w:color w:val="5E6E7E"/>
+                <w:sz w:val="18"/>
+                <w:szCs w:val="18"/>
+              </w:rPr>
+              <w:t xml:space="preserve">For a regular hexagon: Total Area = 6 × (½ × b × h), where b = side length and h = height of each triangle</w:t>
+            </w:r>
+          </w:p>
+        </w:tc>
+      </w:tr>
+    </w:tbl>
+    <w:p>
+      <w:pPr>
+        <w:spacing w:after="120" w:before="140"/>
       </w:pPr>
       <w:r>
         <w:rPr>
@@ -127,73 +1103,922 @@
         <w:t xml:space="preserve">Find one triangle, then count copies.</w:t>
       </w:r>
     </w:p>
-    <w:p>
-      <w:pPr>
-        <w:spacing w:after="40" w:before="0"/>
-      </w:pPr>
-      <w:r>
-        <w:rPr>
-          <w:sz w:val="22"/>
-          <w:szCs w:val="22"/>
-        </w:rPr>
-        <w:t xml:space="preserve">1.  A triangle has base 4 and height 2. Find base × height: 4 × 2 = ___?</w:t>
-      </w:r>
-    </w:p>
-    <w:p>
-      <w:pPr>
-        <w:spacing w:after="80" w:before="0"/>
-      </w:pPr>
-      <w:r>
-        <w:rPr>
-          <w:color w:val="BBBBBB"/>
-        </w:rPr>
-        <w:t xml:space="preserve">____________________________________________________</w:t>
-      </w:r>
-    </w:p>
-    <w:p>
-      <w:pPr>
-        <w:spacing w:after="40" w:before="0"/>
-      </w:pPr>
-      <w:r>
-        <w:rPr>
-          <w:sz w:val="22"/>
-          <w:szCs w:val="22"/>
-        </w:rPr>
-        <w:t xml:space="preserve">2.  Take half of 8 to get one triangle's area: ___?</w:t>
-      </w:r>
-    </w:p>
-    <w:p>
-      <w:pPr>
-        <w:spacing w:after="80" w:before="0"/>
-      </w:pPr>
-      <w:r>
-        <w:rPr>
-          <w:color w:val="BBBBBB"/>
-        </w:rPr>
-        <w:t xml:space="preserve">____________________________________________________</w:t>
-      </w:r>
-    </w:p>
-    <w:p>
-      <w:pPr>
-        <w:spacing w:after="40" w:before="0"/>
-      </w:pPr>
-      <w:r>
-        <w:rPr>
-          <w:sz w:val="22"/>
-          <w:szCs w:val="22"/>
-        </w:rPr>
-        <w:t xml:space="preserve">3.  There are 3 of those triangles. Total = 3 × 4 = ___?</w:t>
-      </w:r>
-    </w:p>
-    <w:p>
-      <w:pPr>
-        <w:spacing w:after="80" w:before="0"/>
-      </w:pPr>
-      <w:r>
-        <w:rPr>
-          <w:color w:val="BBBBBB"/>
-        </w:rPr>
-        <w:t xml:space="preserve">____________________________________________________</w:t>
+    <w:tbl>
+      <w:tblPr>
+        <w:tblW w:type="dxa" w:w="9360"/>
+        <w:tblBorders>
+          <w:top w:val="single" w:color="C7D2DD" w:sz="6"/>
+          <w:left w:val="single" w:color="C7D2DD" w:sz="6"/>
+          <w:bottom w:val="single" w:color="C7D2DD" w:sz="6"/>
+          <w:right w:val="single" w:color="C7D2DD" w:sz="6"/>
+          <w:insideH w:val="single" w:color="C7D2DD" w:sz="6"/>
+          <w:insideV w:val="single" w:color="C7D2DD" w:sz="6"/>
+        </w:tblBorders>
+      </w:tblPr>
+      <w:tblGrid>
+        <w:gridCol w:w="2800"/>
+        <w:gridCol w:w="3560"/>
+        <w:gridCol w:w="3000"/>
+      </w:tblGrid>
+      <w:tr>
+        <w:trPr>
+          <w:cantSplit/>
+          <w:tblHeader/>
+        </w:trPr>
+        <w:tc>
+          <w:tcPr>
+            <w:tcW w:type="dxa" w:w="2800"/>
+            <w:shd w:fill="EEF4F8" w:color="auto" w:val="clear"/>
+            <w:tcMar>
+              <w:top w:type="dxa" w:w="60"/>
+              <w:left w:type="dxa" w:w="100"/>
+              <w:bottom w:type="dxa" w:w="60"/>
+              <w:right w:type="dxa" w:w="100"/>
+            </w:tcMar>
+          </w:tcPr>
+          <w:p>
+            <w:pPr>
+              <w:spacing w:after="0" w:before="0"/>
+            </w:pPr>
+            <w:r>
+              <w:rPr>
+                <w:b/>
+                <w:bCs/>
+                <w:color w:val="0F2B3C"/>
+                <w:sz w:val="16"/>
+                <w:szCs w:val="16"/>
+              </w:rPr>
+              <w:t xml:space="preserve">CORE PROBLEM / GIVEN REPRESENTATION</w:t>
+            </w:r>
+          </w:p>
+        </w:tc>
+        <w:tc>
+          <w:tcPr>
+            <w:tcW w:type="dxa" w:w="3560"/>
+            <w:shd w:fill="EEF4F8" w:color="auto" w:val="clear"/>
+            <w:tcMar>
+              <w:top w:type="dxa" w:w="60"/>
+              <w:left w:type="dxa" w:w="100"/>
+              <w:bottom w:type="dxa" w:w="60"/>
+              <w:right w:type="dxa" w:w="100"/>
+            </w:tcMar>
+          </w:tcPr>
+          <w:p>
+            <w:pPr>
+              <w:spacing w:after="0" w:before="0"/>
+            </w:pPr>
+            <w:r>
+              <w:rPr>
+                <w:b/>
+                <w:bCs/>
+                <w:color w:val="0F2B3C"/>
+                <w:sz w:val="16"/>
+                <w:szCs w:val="16"/>
+              </w:rPr>
+              <w:t xml:space="preserve">WORKING SPACE / CALCULATION STEPS</w:t>
+            </w:r>
+          </w:p>
+        </w:tc>
+        <w:tc>
+          <w:tcPr>
+            <w:tcW w:type="dxa" w:w="3000"/>
+            <w:shd w:fill="FBF3E2" w:color="auto" w:val="clear"/>
+            <w:tcMar>
+              <w:top w:type="dxa" w:w="60"/>
+              <w:left w:type="dxa" w:w="100"/>
+              <w:bottom w:type="dxa" w:w="60"/>
+              <w:right w:type="dxa" w:w="100"/>
+            </w:tcMar>
+          </w:tcPr>
+          <w:p>
+            <w:pPr>
+              <w:spacing w:after="0" w:before="0"/>
+            </w:pPr>
+            <w:r>
+              <w:rPr>
+                <w:b/>
+                <w:bCs/>
+                <w:color w:val="7A5400"/>
+                <w:sz w:val="16"/>
+                <w:szCs w:val="16"/>
+              </w:rPr>
+              <w:t xml:space="preserve">EXPLAIN YOUR REASONING</w:t>
+            </w:r>
+          </w:p>
+        </w:tc>
+      </w:tr>
+      <w:tr>
+        <w:trPr>
+          <w:cantSplit/>
+        </w:trPr>
+        <w:tc>
+          <w:tcPr>
+            <w:tcW w:type="dxa" w:w="2800"/>
+            <w:tcMar>
+              <w:top w:type="dxa" w:w="80"/>
+              <w:left w:type="dxa" w:w="100"/>
+              <w:bottom w:type="dxa" w:w="80"/>
+              <w:right w:type="dxa" w:w="100"/>
+            </w:tcMar>
+            <w:vAlign w:val="top"/>
+          </w:tcPr>
+          <w:p>
+            <w:pPr>
+              <w:spacing w:after="40" w:before="0"/>
+            </w:pPr>
+            <w:r>
+              <w:rPr>
+                <w:b/>
+                <w:bCs/>
+                <w:color w:val="0F2B3C"/>
+                <w:sz w:val="20"/>
+                <w:szCs w:val="20"/>
+              </w:rPr>
+              <w:t xml:space="preserve">1.  A triangle has base 4 and height 2. Find base × height: 4 × 2 = ___?</w:t>
+            </w:r>
+          </w:p>
+        </w:tc>
+        <w:tc>
+          <w:tcPr>
+            <w:tcW w:type="dxa" w:w="3560"/>
+            <w:tcMar>
+              <w:top w:type="dxa" w:w="80"/>
+              <w:left w:type="dxa" w:w="100"/>
+              <w:bottom w:type="dxa" w:w="80"/>
+              <w:right w:type="dxa" w:w="100"/>
+            </w:tcMar>
+            <w:vAlign w:val="top"/>
+          </w:tcPr>
+          <w:p>
+            <w:pPr>
+              <w:spacing w:after="50" w:before="0"/>
+            </w:pPr>
+            <w:r>
+              <w:rPr>
+                <w:color w:val="BBBBBB"/>
+                <w:sz w:val="18"/>
+                <w:szCs w:val="18"/>
+              </w:rPr>
+              <w:t xml:space="preserve">____________________________</w:t>
+            </w:r>
+          </w:p>
+          <w:p>
+            <w:pPr>
+              <w:spacing w:after="50" w:before="0"/>
+            </w:pPr>
+            <w:r>
+              <w:rPr>
+                <w:color w:val="BBBBBB"/>
+                <w:sz w:val="18"/>
+                <w:szCs w:val="18"/>
+              </w:rPr>
+              <w:t xml:space="preserve">____________________________</w:t>
+            </w:r>
+          </w:p>
+          <w:p>
+            <w:pPr>
+              <w:spacing w:after="50" w:before="0"/>
+            </w:pPr>
+            <w:r>
+              <w:rPr>
+                <w:color w:val="BBBBBB"/>
+                <w:sz w:val="18"/>
+                <w:szCs w:val="18"/>
+              </w:rPr>
+              <w:t xml:space="preserve">____________________________</w:t>
+            </w:r>
+          </w:p>
+          <w:p>
+            <w:pPr>
+              <w:spacing w:after="50" w:before="0"/>
+            </w:pPr>
+            <w:r>
+              <w:rPr>
+                <w:color w:val="BBBBBB"/>
+                <w:sz w:val="18"/>
+                <w:szCs w:val="18"/>
+              </w:rPr>
+              <w:t xml:space="preserve">____________________________</w:t>
+            </w:r>
+          </w:p>
+        </w:tc>
+        <w:tc>
+          <w:tcPr>
+            <w:tcW w:type="dxa" w:w="3000"/>
+            <w:shd w:fill="FBF3E2" w:color="auto" w:val="clear"/>
+            <w:tcMar>
+              <w:top w:type="dxa" w:w="80"/>
+              <w:left w:type="dxa" w:w="100"/>
+              <w:bottom w:type="dxa" w:w="80"/>
+              <w:right w:type="dxa" w:w="100"/>
+            </w:tcMar>
+            <w:vAlign w:val="top"/>
+          </w:tcPr>
+          <w:p>
+            <w:pPr>
+              <w:spacing w:after="30" w:before="0"/>
+            </w:pPr>
+            <w:r>
+              <w:rPr>
+                <w:b/>
+                <w:bCs/>
+                <w:color w:val="0F2B3C"/>
+                <w:sz w:val="18"/>
+                <w:szCs w:val="18"/>
+              </w:rPr>
+              <w:t xml:space="preserve">Because... ________________</w:t>
+            </w:r>
+          </w:p>
+          <w:p>
+            <w:pPr>
+              <w:spacing w:after="50" w:before="0"/>
+            </w:pPr>
+            <w:r>
+              <w:rPr>
+                <w:color w:val="BBBBBB"/>
+                <w:sz w:val="18"/>
+                <w:szCs w:val="18"/>
+              </w:rPr>
+              <w:t xml:space="preserve">____________________________</w:t>
+            </w:r>
+          </w:p>
+          <w:p>
+            <w:pPr>
+              <w:spacing w:after="30" w:before="40"/>
+            </w:pPr>
+            <w:r>
+              <w:rPr>
+                <w:b/>
+                <w:bCs/>
+                <w:color w:val="1A6FB5"/>
+                <w:sz w:val="18"/>
+                <w:szCs w:val="18"/>
+              </w:rPr>
+              <w:t xml:space="preserve">Although... _______________</w:t>
+            </w:r>
+          </w:p>
+          <w:p>
+            <w:pPr>
+              <w:spacing w:after="50" w:before="0"/>
+            </w:pPr>
+            <w:r>
+              <w:rPr>
+                <w:color w:val="BBBBBB"/>
+                <w:sz w:val="18"/>
+                <w:szCs w:val="18"/>
+              </w:rPr>
+              <w:t xml:space="preserve">____________________________</w:t>
+            </w:r>
+          </w:p>
+          <w:p>
+            <w:pPr>
+              <w:spacing w:after="30" w:before="40"/>
+            </w:pPr>
+            <w:r>
+              <w:rPr>
+                <w:b/>
+                <w:bCs/>
+                <w:color w:val="7A5400"/>
+                <w:sz w:val="18"/>
+                <w:szCs w:val="18"/>
+              </w:rPr>
+              <w:t xml:space="preserve">Therefore... ______________</w:t>
+            </w:r>
+          </w:p>
+          <w:p>
+            <w:pPr>
+              <w:spacing w:after="50" w:before="0"/>
+            </w:pPr>
+            <w:r>
+              <w:rPr>
+                <w:color w:val="BBBBBB"/>
+                <w:sz w:val="18"/>
+                <w:szCs w:val="18"/>
+              </w:rPr>
+              <w:t xml:space="preserve">____________________________</w:t>
+            </w:r>
+          </w:p>
+        </w:tc>
+      </w:tr>
+    </w:tbl>
+    <w:p>
+      <w:pPr>
+        <w:spacing w:after="60" w:before="0"/>
+      </w:pPr>
+      <w:r>
+        <w:t xml:space="preserve"/>
+      </w:r>
+    </w:p>
+    <w:tbl>
+      <w:tblPr>
+        <w:tblW w:type="dxa" w:w="9360"/>
+        <w:tblBorders>
+          <w:top w:val="single" w:color="C7D2DD" w:sz="6"/>
+          <w:left w:val="single" w:color="C7D2DD" w:sz="6"/>
+          <w:bottom w:val="single" w:color="C7D2DD" w:sz="6"/>
+          <w:right w:val="single" w:color="C7D2DD" w:sz="6"/>
+          <w:insideH w:val="single" w:color="C7D2DD" w:sz="6"/>
+          <w:insideV w:val="single" w:color="C7D2DD" w:sz="6"/>
+        </w:tblBorders>
+      </w:tblPr>
+      <w:tblGrid>
+        <w:gridCol w:w="2800"/>
+        <w:gridCol w:w="3560"/>
+        <w:gridCol w:w="3000"/>
+      </w:tblGrid>
+      <w:tr>
+        <w:trPr>
+          <w:cantSplit/>
+          <w:tblHeader/>
+        </w:trPr>
+        <w:tc>
+          <w:tcPr>
+            <w:tcW w:type="dxa" w:w="2800"/>
+            <w:shd w:fill="EEF4F8" w:color="auto" w:val="clear"/>
+            <w:tcMar>
+              <w:top w:type="dxa" w:w="60"/>
+              <w:left w:type="dxa" w:w="100"/>
+              <w:bottom w:type="dxa" w:w="60"/>
+              <w:right w:type="dxa" w:w="100"/>
+            </w:tcMar>
+          </w:tcPr>
+          <w:p>
+            <w:pPr>
+              <w:spacing w:after="0" w:before="0"/>
+            </w:pPr>
+            <w:r>
+              <w:rPr>
+                <w:b/>
+                <w:bCs/>
+                <w:color w:val="0F2B3C"/>
+                <w:sz w:val="16"/>
+                <w:szCs w:val="16"/>
+              </w:rPr>
+              <w:t xml:space="preserve">CORE PROBLEM / GIVEN REPRESENTATION</w:t>
+            </w:r>
+          </w:p>
+        </w:tc>
+        <w:tc>
+          <w:tcPr>
+            <w:tcW w:type="dxa" w:w="3560"/>
+            <w:shd w:fill="EEF4F8" w:color="auto" w:val="clear"/>
+            <w:tcMar>
+              <w:top w:type="dxa" w:w="60"/>
+              <w:left w:type="dxa" w:w="100"/>
+              <w:bottom w:type="dxa" w:w="60"/>
+              <w:right w:type="dxa" w:w="100"/>
+            </w:tcMar>
+          </w:tcPr>
+          <w:p>
+            <w:pPr>
+              <w:spacing w:after="0" w:before="0"/>
+            </w:pPr>
+            <w:r>
+              <w:rPr>
+                <w:b/>
+                <w:bCs/>
+                <w:color w:val="0F2B3C"/>
+                <w:sz w:val="16"/>
+                <w:szCs w:val="16"/>
+              </w:rPr>
+              <w:t xml:space="preserve">WORKING SPACE / CALCULATION STEPS</w:t>
+            </w:r>
+          </w:p>
+        </w:tc>
+        <w:tc>
+          <w:tcPr>
+            <w:tcW w:type="dxa" w:w="3000"/>
+            <w:shd w:fill="FBF3E2" w:color="auto" w:val="clear"/>
+            <w:tcMar>
+              <w:top w:type="dxa" w:w="60"/>
+              <w:left w:type="dxa" w:w="100"/>
+              <w:bottom w:type="dxa" w:w="60"/>
+              <w:right w:type="dxa" w:w="100"/>
+            </w:tcMar>
+          </w:tcPr>
+          <w:p>
+            <w:pPr>
+              <w:spacing w:after="0" w:before="0"/>
+            </w:pPr>
+            <w:r>
+              <w:rPr>
+                <w:b/>
+                <w:bCs/>
+                <w:color w:val="7A5400"/>
+                <w:sz w:val="16"/>
+                <w:szCs w:val="16"/>
+              </w:rPr>
+              <w:t xml:space="preserve">EXPLAIN YOUR REASONING</w:t>
+            </w:r>
+          </w:p>
+        </w:tc>
+      </w:tr>
+      <w:tr>
+        <w:trPr>
+          <w:cantSplit/>
+        </w:trPr>
+        <w:tc>
+          <w:tcPr>
+            <w:tcW w:type="dxa" w:w="2800"/>
+            <w:tcMar>
+              <w:top w:type="dxa" w:w="80"/>
+              <w:left w:type="dxa" w:w="100"/>
+              <w:bottom w:type="dxa" w:w="80"/>
+              <w:right w:type="dxa" w:w="100"/>
+            </w:tcMar>
+            <w:vAlign w:val="top"/>
+          </w:tcPr>
+          <w:p>
+            <w:pPr>
+              <w:spacing w:after="40" w:before="0"/>
+            </w:pPr>
+            <w:r>
+              <w:rPr>
+                <w:b/>
+                <w:bCs/>
+                <w:color w:val="0F2B3C"/>
+                <w:sz w:val="20"/>
+                <w:szCs w:val="20"/>
+              </w:rPr>
+              <w:t xml:space="preserve">2.  Take half of 8 to get one triangle's area: ___?</w:t>
+            </w:r>
+          </w:p>
+        </w:tc>
+        <w:tc>
+          <w:tcPr>
+            <w:tcW w:type="dxa" w:w="3560"/>
+            <w:tcMar>
+              <w:top w:type="dxa" w:w="80"/>
+              <w:left w:type="dxa" w:w="100"/>
+              <w:bottom w:type="dxa" w:w="80"/>
+              <w:right w:type="dxa" w:w="100"/>
+            </w:tcMar>
+            <w:vAlign w:val="top"/>
+          </w:tcPr>
+          <w:p>
+            <w:pPr>
+              <w:spacing w:after="50" w:before="0"/>
+            </w:pPr>
+            <w:r>
+              <w:rPr>
+                <w:color w:val="BBBBBB"/>
+                <w:sz w:val="18"/>
+                <w:szCs w:val="18"/>
+              </w:rPr>
+              <w:t xml:space="preserve">____________________________</w:t>
+            </w:r>
+          </w:p>
+          <w:p>
+            <w:pPr>
+              <w:spacing w:after="50" w:before="0"/>
+            </w:pPr>
+            <w:r>
+              <w:rPr>
+                <w:color w:val="BBBBBB"/>
+                <w:sz w:val="18"/>
+                <w:szCs w:val="18"/>
+              </w:rPr>
+              <w:t xml:space="preserve">____________________________</w:t>
+            </w:r>
+          </w:p>
+          <w:p>
+            <w:pPr>
+              <w:spacing w:after="50" w:before="0"/>
+            </w:pPr>
+            <w:r>
+              <w:rPr>
+                <w:color w:val="BBBBBB"/>
+                <w:sz w:val="18"/>
+                <w:szCs w:val="18"/>
+              </w:rPr>
+              <w:t xml:space="preserve">____________________________</w:t>
+            </w:r>
+          </w:p>
+          <w:p>
+            <w:pPr>
+              <w:spacing w:after="50" w:before="0"/>
+            </w:pPr>
+            <w:r>
+              <w:rPr>
+                <w:color w:val="BBBBBB"/>
+                <w:sz w:val="18"/>
+                <w:szCs w:val="18"/>
+              </w:rPr>
+              <w:t xml:space="preserve">____________________________</w:t>
+            </w:r>
+          </w:p>
+        </w:tc>
+        <w:tc>
+          <w:tcPr>
+            <w:tcW w:type="dxa" w:w="3000"/>
+            <w:shd w:fill="FBF3E2" w:color="auto" w:val="clear"/>
+            <w:tcMar>
+              <w:top w:type="dxa" w:w="80"/>
+              <w:left w:type="dxa" w:w="100"/>
+              <w:bottom w:type="dxa" w:w="80"/>
+              <w:right w:type="dxa" w:w="100"/>
+            </w:tcMar>
+            <w:vAlign w:val="top"/>
+          </w:tcPr>
+          <w:p>
+            <w:pPr>
+              <w:spacing w:after="30" w:before="0"/>
+            </w:pPr>
+            <w:r>
+              <w:rPr>
+                <w:b/>
+                <w:bCs/>
+                <w:color w:val="0F2B3C"/>
+                <w:sz w:val="18"/>
+                <w:szCs w:val="18"/>
+              </w:rPr>
+              <w:t xml:space="preserve">Because... ________________</w:t>
+            </w:r>
+          </w:p>
+          <w:p>
+            <w:pPr>
+              <w:spacing w:after="50" w:before="0"/>
+            </w:pPr>
+            <w:r>
+              <w:rPr>
+                <w:color w:val="BBBBBB"/>
+                <w:sz w:val="18"/>
+                <w:szCs w:val="18"/>
+              </w:rPr>
+              <w:t xml:space="preserve">____________________________</w:t>
+            </w:r>
+          </w:p>
+          <w:p>
+            <w:pPr>
+              <w:spacing w:after="30" w:before="40"/>
+            </w:pPr>
+            <w:r>
+              <w:rPr>
+                <w:b/>
+                <w:bCs/>
+                <w:color w:val="1A6FB5"/>
+                <w:sz w:val="18"/>
+                <w:szCs w:val="18"/>
+              </w:rPr>
+              <w:t xml:space="preserve">Although... _______________</w:t>
+            </w:r>
+          </w:p>
+          <w:p>
+            <w:pPr>
+              <w:spacing w:after="50" w:before="0"/>
+            </w:pPr>
+            <w:r>
+              <w:rPr>
+                <w:color w:val="BBBBBB"/>
+                <w:sz w:val="18"/>
+                <w:szCs w:val="18"/>
+              </w:rPr>
+              <w:t xml:space="preserve">____________________________</w:t>
+            </w:r>
+          </w:p>
+          <w:p>
+            <w:pPr>
+              <w:spacing w:after="30" w:before="40"/>
+            </w:pPr>
+            <w:r>
+              <w:rPr>
+                <w:b/>
+                <w:bCs/>
+                <w:color w:val="7A5400"/>
+                <w:sz w:val="18"/>
+                <w:szCs w:val="18"/>
+              </w:rPr>
+              <w:t xml:space="preserve">Therefore... ______________</w:t>
+            </w:r>
+          </w:p>
+          <w:p>
+            <w:pPr>
+              <w:spacing w:after="50" w:before="0"/>
+            </w:pPr>
+            <w:r>
+              <w:rPr>
+                <w:color w:val="BBBBBB"/>
+                <w:sz w:val="18"/>
+                <w:szCs w:val="18"/>
+              </w:rPr>
+              <w:t xml:space="preserve">____________________________</w:t>
+            </w:r>
+          </w:p>
+        </w:tc>
+      </w:tr>
+    </w:tbl>
+    <w:p>
+      <w:pPr>
+        <w:spacing w:after="60" w:before="0"/>
+      </w:pPr>
+      <w:r>
+        <w:t xml:space="preserve"/>
+      </w:r>
+    </w:p>
+    <w:tbl>
+      <w:tblPr>
+        <w:tblW w:type="dxa" w:w="9360"/>
+        <w:tblBorders>
+          <w:top w:val="single" w:color="C7D2DD" w:sz="6"/>
+          <w:left w:val="single" w:color="C7D2DD" w:sz="6"/>
+          <w:bottom w:val="single" w:color="C7D2DD" w:sz="6"/>
+          <w:right w:val="single" w:color="C7D2DD" w:sz="6"/>
+          <w:insideH w:val="single" w:color="C7D2DD" w:sz="6"/>
+          <w:insideV w:val="single" w:color="C7D2DD" w:sz="6"/>
+        </w:tblBorders>
+      </w:tblPr>
+      <w:tblGrid>
+        <w:gridCol w:w="2800"/>
+        <w:gridCol w:w="3560"/>
+        <w:gridCol w:w="3000"/>
+      </w:tblGrid>
+      <w:tr>
+        <w:trPr>
+          <w:cantSplit/>
+          <w:tblHeader/>
+        </w:trPr>
+        <w:tc>
+          <w:tcPr>
+            <w:tcW w:type="dxa" w:w="2800"/>
+            <w:shd w:fill="EEF4F8" w:color="auto" w:val="clear"/>
+            <w:tcMar>
+              <w:top w:type="dxa" w:w="60"/>
+              <w:left w:type="dxa" w:w="100"/>
+              <w:bottom w:type="dxa" w:w="60"/>
+              <w:right w:type="dxa" w:w="100"/>
+            </w:tcMar>
+          </w:tcPr>
+          <w:p>
+            <w:pPr>
+              <w:spacing w:after="0" w:before="0"/>
+            </w:pPr>
+            <w:r>
+              <w:rPr>
+                <w:b/>
+                <w:bCs/>
+                <w:color w:val="0F2B3C"/>
+                <w:sz w:val="16"/>
+                <w:szCs w:val="16"/>
+              </w:rPr>
+              <w:t xml:space="preserve">CORE PROBLEM / GIVEN REPRESENTATION</w:t>
+            </w:r>
+          </w:p>
+        </w:tc>
+        <w:tc>
+          <w:tcPr>
+            <w:tcW w:type="dxa" w:w="3560"/>
+            <w:shd w:fill="EEF4F8" w:color="auto" w:val="clear"/>
+            <w:tcMar>
+              <w:top w:type="dxa" w:w="60"/>
+              <w:left w:type="dxa" w:w="100"/>
+              <w:bottom w:type="dxa" w:w="60"/>
+              <w:right w:type="dxa" w:w="100"/>
+            </w:tcMar>
+          </w:tcPr>
+          <w:p>
+            <w:pPr>
+              <w:spacing w:after="0" w:before="0"/>
+            </w:pPr>
+            <w:r>
+              <w:rPr>
+                <w:b/>
+                <w:bCs/>
+                <w:color w:val="0F2B3C"/>
+                <w:sz w:val="16"/>
+                <w:szCs w:val="16"/>
+              </w:rPr>
+              <w:t xml:space="preserve">WORKING SPACE / CALCULATION STEPS</w:t>
+            </w:r>
+          </w:p>
+        </w:tc>
+        <w:tc>
+          <w:tcPr>
+            <w:tcW w:type="dxa" w:w="3000"/>
+            <w:shd w:fill="FBF3E2" w:color="auto" w:val="clear"/>
+            <w:tcMar>
+              <w:top w:type="dxa" w:w="60"/>
+              <w:left w:type="dxa" w:w="100"/>
+              <w:bottom w:type="dxa" w:w="60"/>
+              <w:right w:type="dxa" w:w="100"/>
+            </w:tcMar>
+          </w:tcPr>
+          <w:p>
+            <w:pPr>
+              <w:spacing w:after="0" w:before="0"/>
+            </w:pPr>
+            <w:r>
+              <w:rPr>
+                <w:b/>
+                <w:bCs/>
+                <w:color w:val="7A5400"/>
+                <w:sz w:val="16"/>
+                <w:szCs w:val="16"/>
+              </w:rPr>
+              <w:t xml:space="preserve">EXPLAIN YOUR REASONING</w:t>
+            </w:r>
+          </w:p>
+        </w:tc>
+      </w:tr>
+      <w:tr>
+        <w:trPr>
+          <w:cantSplit/>
+        </w:trPr>
+        <w:tc>
+          <w:tcPr>
+            <w:tcW w:type="dxa" w:w="2800"/>
+            <w:tcMar>
+              <w:top w:type="dxa" w:w="80"/>
+              <w:left w:type="dxa" w:w="100"/>
+              <w:bottom w:type="dxa" w:w="80"/>
+              <w:right w:type="dxa" w:w="100"/>
+            </w:tcMar>
+            <w:vAlign w:val="top"/>
+          </w:tcPr>
+          <w:p>
+            <w:pPr>
+              <w:spacing w:after="40" w:before="0"/>
+            </w:pPr>
+            <w:r>
+              <w:rPr>
+                <w:b/>
+                <w:bCs/>
+                <w:color w:val="0F2B3C"/>
+                <w:sz w:val="20"/>
+                <w:szCs w:val="20"/>
+              </w:rPr>
+              <w:t xml:space="preserve">3.  There are 3 of those triangles. Total = 3 × 4 = ___?</w:t>
+            </w:r>
+          </w:p>
+        </w:tc>
+        <w:tc>
+          <w:tcPr>
+            <w:tcW w:type="dxa" w:w="3560"/>
+            <w:tcMar>
+              <w:top w:type="dxa" w:w="80"/>
+              <w:left w:type="dxa" w:w="100"/>
+              <w:bottom w:type="dxa" w:w="80"/>
+              <w:right w:type="dxa" w:w="100"/>
+            </w:tcMar>
+            <w:vAlign w:val="top"/>
+          </w:tcPr>
+          <w:p>
+            <w:pPr>
+              <w:spacing w:after="50" w:before="0"/>
+            </w:pPr>
+            <w:r>
+              <w:rPr>
+                <w:color w:val="BBBBBB"/>
+                <w:sz w:val="18"/>
+                <w:szCs w:val="18"/>
+              </w:rPr>
+              <w:t xml:space="preserve">____________________________</w:t>
+            </w:r>
+          </w:p>
+          <w:p>
+            <w:pPr>
+              <w:spacing w:after="50" w:before="0"/>
+            </w:pPr>
+            <w:r>
+              <w:rPr>
+                <w:color w:val="BBBBBB"/>
+                <w:sz w:val="18"/>
+                <w:szCs w:val="18"/>
+              </w:rPr>
+              <w:t xml:space="preserve">____________________________</w:t>
+            </w:r>
+          </w:p>
+          <w:p>
+            <w:pPr>
+              <w:spacing w:after="50" w:before="0"/>
+            </w:pPr>
+            <w:r>
+              <w:rPr>
+                <w:color w:val="BBBBBB"/>
+                <w:sz w:val="18"/>
+                <w:szCs w:val="18"/>
+              </w:rPr>
+              <w:t xml:space="preserve">____________________________</w:t>
+            </w:r>
+          </w:p>
+          <w:p>
+            <w:pPr>
+              <w:spacing w:after="50" w:before="0"/>
+            </w:pPr>
+            <w:r>
+              <w:rPr>
+                <w:color w:val="BBBBBB"/>
+                <w:sz w:val="18"/>
+                <w:szCs w:val="18"/>
+              </w:rPr>
+              <w:t xml:space="preserve">____________________________</w:t>
+            </w:r>
+          </w:p>
+        </w:tc>
+        <w:tc>
+          <w:tcPr>
+            <w:tcW w:type="dxa" w:w="3000"/>
+            <w:shd w:fill="FBF3E2" w:color="auto" w:val="clear"/>
+            <w:tcMar>
+              <w:top w:type="dxa" w:w="80"/>
+              <w:left w:type="dxa" w:w="100"/>
+              <w:bottom w:type="dxa" w:w="80"/>
+              <w:right w:type="dxa" w:w="100"/>
+            </w:tcMar>
+            <w:vAlign w:val="top"/>
+          </w:tcPr>
+          <w:p>
+            <w:pPr>
+              <w:spacing w:after="30" w:before="0"/>
+            </w:pPr>
+            <w:r>
+              <w:rPr>
+                <w:b/>
+                <w:bCs/>
+                <w:color w:val="0F2B3C"/>
+                <w:sz w:val="18"/>
+                <w:szCs w:val="18"/>
+              </w:rPr>
+              <w:t xml:space="preserve">Because... ________________</w:t>
+            </w:r>
+          </w:p>
+          <w:p>
+            <w:pPr>
+              <w:spacing w:after="50" w:before="0"/>
+            </w:pPr>
+            <w:r>
+              <w:rPr>
+                <w:color w:val="BBBBBB"/>
+                <w:sz w:val="18"/>
+                <w:szCs w:val="18"/>
+              </w:rPr>
+              <w:t xml:space="preserve">____________________________</w:t>
+            </w:r>
+          </w:p>
+          <w:p>
+            <w:pPr>
+              <w:spacing w:after="30" w:before="40"/>
+            </w:pPr>
+            <w:r>
+              <w:rPr>
+                <w:b/>
+                <w:bCs/>
+                <w:color w:val="1A6FB5"/>
+                <w:sz w:val="18"/>
+                <w:szCs w:val="18"/>
+              </w:rPr>
+              <w:t xml:space="preserve">Although... _______________</w:t>
+            </w:r>
+          </w:p>
+          <w:p>
+            <w:pPr>
+              <w:spacing w:after="50" w:before="0"/>
+            </w:pPr>
+            <w:r>
+              <w:rPr>
+                <w:color w:val="BBBBBB"/>
+                <w:sz w:val="18"/>
+                <w:szCs w:val="18"/>
+              </w:rPr>
+              <w:t xml:space="preserve">____________________________</w:t>
+            </w:r>
+          </w:p>
+          <w:p>
+            <w:pPr>
+              <w:spacing w:after="30" w:before="40"/>
+            </w:pPr>
+            <w:r>
+              <w:rPr>
+                <w:b/>
+                <w:bCs/>
+                <w:color w:val="7A5400"/>
+                <w:sz w:val="18"/>
+                <w:szCs w:val="18"/>
+              </w:rPr>
+              <w:t xml:space="preserve">Therefore... ______________</w:t>
+            </w:r>
+          </w:p>
+          <w:p>
+            <w:pPr>
+              <w:spacing w:after="50" w:before="0"/>
+            </w:pPr>
+            <w:r>
+              <w:rPr>
+                <w:color w:val="BBBBBB"/>
+                <w:sz w:val="18"/>
+                <w:szCs w:val="18"/>
+              </w:rPr>
+              <w:t xml:space="preserve">____________________________</w:t>
+            </w:r>
+          </w:p>
+        </w:tc>
+      </w:tr>
+    </w:tbl>
+    <w:p>
+      <w:pPr>
+        <w:spacing w:after="60" w:before="0"/>
+      </w:pPr>
+      <w:r>
+        <w:t xml:space="preserve"/>
       </w:r>
     </w:p>
     <w:p>
@@ -225,50 +2050,616 @@
         <w:t xml:space="preserve">Multiply one triangle by the number of triangles.</w:t>
       </w:r>
     </w:p>
-    <w:p>
-      <w:pPr>
-        <w:spacing w:after="40" w:before="0"/>
-      </w:pPr>
-      <w:r>
-        <w:rPr>
-          <w:sz w:val="22"/>
-          <w:szCs w:val="22"/>
-        </w:rPr>
-        <w:t xml:space="preserve">1.  One triangle is 5 sq units. A pentagon has 5 of them. Total = 5 × 5 = ___?</w:t>
-      </w:r>
-    </w:p>
-    <w:p>
-      <w:pPr>
-        <w:spacing w:after="80" w:before="0"/>
-      </w:pPr>
-      <w:r>
-        <w:rPr>
-          <w:color w:val="BBBBBB"/>
-        </w:rPr>
-        <w:t xml:space="preserve">____________________________________________________</w:t>
-      </w:r>
-    </w:p>
-    <w:p>
-      <w:pPr>
-        <w:spacing w:after="40" w:before="0"/>
-      </w:pPr>
-      <w:r>
-        <w:rPr>
-          <w:sz w:val="22"/>
-          <w:szCs w:val="22"/>
-        </w:rPr>
-        <w:t xml:space="preserve">2.  One triangle is 6 sq units. A hexagon has 6 of them. Total = 6 × 6 = ___?</w:t>
-      </w:r>
-    </w:p>
-    <w:p>
-      <w:pPr>
-        <w:spacing w:after="80" w:before="0"/>
-      </w:pPr>
-      <w:r>
-        <w:rPr>
-          <w:color w:val="BBBBBB"/>
-        </w:rPr>
-        <w:t xml:space="preserve">____________________________________________________</w:t>
+    <w:tbl>
+      <w:tblPr>
+        <w:tblW w:type="dxa" w:w="9360"/>
+        <w:tblBorders>
+          <w:top w:val="single" w:color="C7D2DD" w:sz="6"/>
+          <w:left w:val="single" w:color="C7D2DD" w:sz="6"/>
+          <w:bottom w:val="single" w:color="C7D2DD" w:sz="6"/>
+          <w:right w:val="single" w:color="C7D2DD" w:sz="6"/>
+          <w:insideH w:val="single" w:color="C7D2DD" w:sz="6"/>
+          <w:insideV w:val="single" w:color="C7D2DD" w:sz="6"/>
+        </w:tblBorders>
+      </w:tblPr>
+      <w:tblGrid>
+        <w:gridCol w:w="2800"/>
+        <w:gridCol w:w="3560"/>
+        <w:gridCol w:w="3000"/>
+      </w:tblGrid>
+      <w:tr>
+        <w:trPr>
+          <w:cantSplit/>
+          <w:tblHeader/>
+        </w:trPr>
+        <w:tc>
+          <w:tcPr>
+            <w:tcW w:type="dxa" w:w="2800"/>
+            <w:shd w:fill="EEF4F8" w:color="auto" w:val="clear"/>
+            <w:tcMar>
+              <w:top w:type="dxa" w:w="60"/>
+              <w:left w:type="dxa" w:w="100"/>
+              <w:bottom w:type="dxa" w:w="60"/>
+              <w:right w:type="dxa" w:w="100"/>
+            </w:tcMar>
+          </w:tcPr>
+          <w:p>
+            <w:pPr>
+              <w:spacing w:after="0" w:before="0"/>
+            </w:pPr>
+            <w:r>
+              <w:rPr>
+                <w:b/>
+                <w:bCs/>
+                <w:color w:val="0F2B3C"/>
+                <w:sz w:val="16"/>
+                <w:szCs w:val="16"/>
+              </w:rPr>
+              <w:t xml:space="preserve">CORE PROBLEM / GIVEN REPRESENTATION</w:t>
+            </w:r>
+          </w:p>
+        </w:tc>
+        <w:tc>
+          <w:tcPr>
+            <w:tcW w:type="dxa" w:w="3560"/>
+            <w:shd w:fill="EEF4F8" w:color="auto" w:val="clear"/>
+            <w:tcMar>
+              <w:top w:type="dxa" w:w="60"/>
+              <w:left w:type="dxa" w:w="100"/>
+              <w:bottom w:type="dxa" w:w="60"/>
+              <w:right w:type="dxa" w:w="100"/>
+            </w:tcMar>
+          </w:tcPr>
+          <w:p>
+            <w:pPr>
+              <w:spacing w:after="0" w:before="0"/>
+            </w:pPr>
+            <w:r>
+              <w:rPr>
+                <w:b/>
+                <w:bCs/>
+                <w:color w:val="0F2B3C"/>
+                <w:sz w:val="16"/>
+                <w:szCs w:val="16"/>
+              </w:rPr>
+              <w:t xml:space="preserve">WORKING SPACE / CALCULATION STEPS</w:t>
+            </w:r>
+          </w:p>
+        </w:tc>
+        <w:tc>
+          <w:tcPr>
+            <w:tcW w:type="dxa" w:w="3000"/>
+            <w:shd w:fill="FBF3E2" w:color="auto" w:val="clear"/>
+            <w:tcMar>
+              <w:top w:type="dxa" w:w="60"/>
+              <w:left w:type="dxa" w:w="100"/>
+              <w:bottom w:type="dxa" w:w="60"/>
+              <w:right w:type="dxa" w:w="100"/>
+            </w:tcMar>
+          </w:tcPr>
+          <w:p>
+            <w:pPr>
+              <w:spacing w:after="0" w:before="0"/>
+            </w:pPr>
+            <w:r>
+              <w:rPr>
+                <w:b/>
+                <w:bCs/>
+                <w:color w:val="7A5400"/>
+                <w:sz w:val="16"/>
+                <w:szCs w:val="16"/>
+              </w:rPr>
+              <w:t xml:space="preserve">EXPLAIN YOUR REASONING</w:t>
+            </w:r>
+          </w:p>
+        </w:tc>
+      </w:tr>
+      <w:tr>
+        <w:trPr>
+          <w:cantSplit/>
+        </w:trPr>
+        <w:tc>
+          <w:tcPr>
+            <w:tcW w:type="dxa" w:w="2800"/>
+            <w:tcMar>
+              <w:top w:type="dxa" w:w="80"/>
+              <w:left w:type="dxa" w:w="100"/>
+              <w:bottom w:type="dxa" w:w="80"/>
+              <w:right w:type="dxa" w:w="100"/>
+            </w:tcMar>
+            <w:vAlign w:val="top"/>
+          </w:tcPr>
+          <w:p>
+            <w:pPr>
+              <w:spacing w:after="40" w:before="0"/>
+            </w:pPr>
+            <w:r>
+              <w:rPr>
+                <w:b/>
+                <w:bCs/>
+                <w:color w:val="0F2B3C"/>
+                <w:sz w:val="20"/>
+                <w:szCs w:val="20"/>
+              </w:rPr>
+              <w:t xml:space="preserve">1.  One triangle is 5 sq units. A pentagon has 5 of them. Total = 5 × 5 = ___?</w:t>
+            </w:r>
+          </w:p>
+        </w:tc>
+        <w:tc>
+          <w:tcPr>
+            <w:tcW w:type="dxa" w:w="3560"/>
+            <w:tcMar>
+              <w:top w:type="dxa" w:w="80"/>
+              <w:left w:type="dxa" w:w="100"/>
+              <w:bottom w:type="dxa" w:w="80"/>
+              <w:right w:type="dxa" w:w="100"/>
+            </w:tcMar>
+            <w:vAlign w:val="top"/>
+          </w:tcPr>
+          <w:p>
+            <w:pPr>
+              <w:spacing w:after="50" w:before="0"/>
+            </w:pPr>
+            <w:r>
+              <w:rPr>
+                <w:color w:val="BBBBBB"/>
+                <w:sz w:val="18"/>
+                <w:szCs w:val="18"/>
+              </w:rPr>
+              <w:t xml:space="preserve">____________________________</w:t>
+            </w:r>
+          </w:p>
+          <w:p>
+            <w:pPr>
+              <w:spacing w:after="50" w:before="0"/>
+            </w:pPr>
+            <w:r>
+              <w:rPr>
+                <w:color w:val="BBBBBB"/>
+                <w:sz w:val="18"/>
+                <w:szCs w:val="18"/>
+              </w:rPr>
+              <w:t xml:space="preserve">____________________________</w:t>
+            </w:r>
+          </w:p>
+          <w:p>
+            <w:pPr>
+              <w:spacing w:after="50" w:before="0"/>
+            </w:pPr>
+            <w:r>
+              <w:rPr>
+                <w:color w:val="BBBBBB"/>
+                <w:sz w:val="18"/>
+                <w:szCs w:val="18"/>
+              </w:rPr>
+              <w:t xml:space="preserve">____________________________</w:t>
+            </w:r>
+          </w:p>
+          <w:p>
+            <w:pPr>
+              <w:spacing w:after="50" w:before="0"/>
+            </w:pPr>
+            <w:r>
+              <w:rPr>
+                <w:color w:val="BBBBBB"/>
+                <w:sz w:val="18"/>
+                <w:szCs w:val="18"/>
+              </w:rPr>
+              <w:t xml:space="preserve">____________________________</w:t>
+            </w:r>
+          </w:p>
+        </w:tc>
+        <w:tc>
+          <w:tcPr>
+            <w:tcW w:type="dxa" w:w="3000"/>
+            <w:shd w:fill="FBF3E2" w:color="auto" w:val="clear"/>
+            <w:tcMar>
+              <w:top w:type="dxa" w:w="80"/>
+              <w:left w:type="dxa" w:w="100"/>
+              <w:bottom w:type="dxa" w:w="80"/>
+              <w:right w:type="dxa" w:w="100"/>
+            </w:tcMar>
+            <w:vAlign w:val="top"/>
+          </w:tcPr>
+          <w:p>
+            <w:pPr>
+              <w:spacing w:after="30" w:before="0"/>
+            </w:pPr>
+            <w:r>
+              <w:rPr>
+                <w:b/>
+                <w:bCs/>
+                <w:color w:val="0F2B3C"/>
+                <w:sz w:val="18"/>
+                <w:szCs w:val="18"/>
+              </w:rPr>
+              <w:t xml:space="preserve">Because... ________________</w:t>
+            </w:r>
+          </w:p>
+          <w:p>
+            <w:pPr>
+              <w:spacing w:after="50" w:before="0"/>
+            </w:pPr>
+            <w:r>
+              <w:rPr>
+                <w:color w:val="BBBBBB"/>
+                <w:sz w:val="18"/>
+                <w:szCs w:val="18"/>
+              </w:rPr>
+              <w:t xml:space="preserve">____________________________</w:t>
+            </w:r>
+          </w:p>
+          <w:p>
+            <w:pPr>
+              <w:spacing w:after="30" w:before="40"/>
+            </w:pPr>
+            <w:r>
+              <w:rPr>
+                <w:b/>
+                <w:bCs/>
+                <w:color w:val="1A6FB5"/>
+                <w:sz w:val="18"/>
+                <w:szCs w:val="18"/>
+              </w:rPr>
+              <w:t xml:space="preserve">Although... _______________</w:t>
+            </w:r>
+          </w:p>
+          <w:p>
+            <w:pPr>
+              <w:spacing w:after="50" w:before="0"/>
+            </w:pPr>
+            <w:r>
+              <w:rPr>
+                <w:color w:val="BBBBBB"/>
+                <w:sz w:val="18"/>
+                <w:szCs w:val="18"/>
+              </w:rPr>
+              <w:t xml:space="preserve">____________________________</w:t>
+            </w:r>
+          </w:p>
+          <w:p>
+            <w:pPr>
+              <w:spacing w:after="30" w:before="40"/>
+            </w:pPr>
+            <w:r>
+              <w:rPr>
+                <w:b/>
+                <w:bCs/>
+                <w:color w:val="7A5400"/>
+                <w:sz w:val="18"/>
+                <w:szCs w:val="18"/>
+              </w:rPr>
+              <w:t xml:space="preserve">Therefore... ______________</w:t>
+            </w:r>
+          </w:p>
+          <w:p>
+            <w:pPr>
+              <w:spacing w:after="50" w:before="0"/>
+            </w:pPr>
+            <w:r>
+              <w:rPr>
+                <w:color w:val="BBBBBB"/>
+                <w:sz w:val="18"/>
+                <w:szCs w:val="18"/>
+              </w:rPr>
+              <w:t xml:space="preserve">____________________________</w:t>
+            </w:r>
+          </w:p>
+        </w:tc>
+      </w:tr>
+    </w:tbl>
+    <w:p>
+      <w:pPr>
+        <w:spacing w:after="60" w:before="0"/>
+      </w:pPr>
+      <w:r>
+        <w:t xml:space="preserve"/>
+      </w:r>
+    </w:p>
+    <w:tbl>
+      <w:tblPr>
+        <w:tblW w:type="dxa" w:w="9360"/>
+        <w:tblBorders>
+          <w:top w:val="single" w:color="C7D2DD" w:sz="6"/>
+          <w:left w:val="single" w:color="C7D2DD" w:sz="6"/>
+          <w:bottom w:val="single" w:color="C7D2DD" w:sz="6"/>
+          <w:right w:val="single" w:color="C7D2DD" w:sz="6"/>
+          <w:insideH w:val="single" w:color="C7D2DD" w:sz="6"/>
+          <w:insideV w:val="single" w:color="C7D2DD" w:sz="6"/>
+        </w:tblBorders>
+      </w:tblPr>
+      <w:tblGrid>
+        <w:gridCol w:w="2800"/>
+        <w:gridCol w:w="3560"/>
+        <w:gridCol w:w="3000"/>
+      </w:tblGrid>
+      <w:tr>
+        <w:trPr>
+          <w:cantSplit/>
+          <w:tblHeader/>
+        </w:trPr>
+        <w:tc>
+          <w:tcPr>
+            <w:tcW w:type="dxa" w:w="2800"/>
+            <w:shd w:fill="EEF4F8" w:color="auto" w:val="clear"/>
+            <w:tcMar>
+              <w:top w:type="dxa" w:w="60"/>
+              <w:left w:type="dxa" w:w="100"/>
+              <w:bottom w:type="dxa" w:w="60"/>
+              <w:right w:type="dxa" w:w="100"/>
+            </w:tcMar>
+          </w:tcPr>
+          <w:p>
+            <w:pPr>
+              <w:spacing w:after="0" w:before="0"/>
+            </w:pPr>
+            <w:r>
+              <w:rPr>
+                <w:b/>
+                <w:bCs/>
+                <w:color w:val="0F2B3C"/>
+                <w:sz w:val="16"/>
+                <w:szCs w:val="16"/>
+              </w:rPr>
+              <w:t xml:space="preserve">CORE PROBLEM / GIVEN REPRESENTATION</w:t>
+            </w:r>
+          </w:p>
+        </w:tc>
+        <w:tc>
+          <w:tcPr>
+            <w:tcW w:type="dxa" w:w="3560"/>
+            <w:shd w:fill="EEF4F8" w:color="auto" w:val="clear"/>
+            <w:tcMar>
+              <w:top w:type="dxa" w:w="60"/>
+              <w:left w:type="dxa" w:w="100"/>
+              <w:bottom w:type="dxa" w:w="60"/>
+              <w:right w:type="dxa" w:w="100"/>
+            </w:tcMar>
+          </w:tcPr>
+          <w:p>
+            <w:pPr>
+              <w:spacing w:after="0" w:before="0"/>
+            </w:pPr>
+            <w:r>
+              <w:rPr>
+                <w:b/>
+                <w:bCs/>
+                <w:color w:val="0F2B3C"/>
+                <w:sz w:val="16"/>
+                <w:szCs w:val="16"/>
+              </w:rPr>
+              <w:t xml:space="preserve">WORKING SPACE / CALCULATION STEPS</w:t>
+            </w:r>
+          </w:p>
+        </w:tc>
+        <w:tc>
+          <w:tcPr>
+            <w:tcW w:type="dxa" w:w="3000"/>
+            <w:shd w:fill="FBF3E2" w:color="auto" w:val="clear"/>
+            <w:tcMar>
+              <w:top w:type="dxa" w:w="60"/>
+              <w:left w:type="dxa" w:w="100"/>
+              <w:bottom w:type="dxa" w:w="60"/>
+              <w:right w:type="dxa" w:w="100"/>
+            </w:tcMar>
+          </w:tcPr>
+          <w:p>
+            <w:pPr>
+              <w:spacing w:after="0" w:before="0"/>
+            </w:pPr>
+            <w:r>
+              <w:rPr>
+                <w:b/>
+                <w:bCs/>
+                <w:color w:val="7A5400"/>
+                <w:sz w:val="16"/>
+                <w:szCs w:val="16"/>
+              </w:rPr>
+              <w:t xml:space="preserve">EXPLAIN YOUR REASONING</w:t>
+            </w:r>
+          </w:p>
+        </w:tc>
+      </w:tr>
+      <w:tr>
+        <w:trPr>
+          <w:cantSplit/>
+        </w:trPr>
+        <w:tc>
+          <w:tcPr>
+            <w:tcW w:type="dxa" w:w="2800"/>
+            <w:tcMar>
+              <w:top w:type="dxa" w:w="80"/>
+              <w:left w:type="dxa" w:w="100"/>
+              <w:bottom w:type="dxa" w:w="80"/>
+              <w:right w:type="dxa" w:w="100"/>
+            </w:tcMar>
+            <w:vAlign w:val="top"/>
+          </w:tcPr>
+          <w:p>
+            <w:pPr>
+              <w:spacing w:after="40" w:before="0"/>
+            </w:pPr>
+            <w:r>
+              <w:rPr>
+                <w:b/>
+                <w:bCs/>
+                <w:color w:val="0F2B3C"/>
+                <w:sz w:val="20"/>
+                <w:szCs w:val="20"/>
+              </w:rPr>
+              <w:t xml:space="preserve">2.  One triangle is 6 sq units. A hexagon has 6 of them. Total = 6 × 6 = ___?</w:t>
+            </w:r>
+          </w:p>
+        </w:tc>
+        <w:tc>
+          <w:tcPr>
+            <w:tcW w:type="dxa" w:w="3560"/>
+            <w:tcMar>
+              <w:top w:type="dxa" w:w="80"/>
+              <w:left w:type="dxa" w:w="100"/>
+              <w:bottom w:type="dxa" w:w="80"/>
+              <w:right w:type="dxa" w:w="100"/>
+            </w:tcMar>
+            <w:vAlign w:val="top"/>
+          </w:tcPr>
+          <w:p>
+            <w:pPr>
+              <w:spacing w:after="50" w:before="0"/>
+            </w:pPr>
+            <w:r>
+              <w:rPr>
+                <w:color w:val="BBBBBB"/>
+                <w:sz w:val="18"/>
+                <w:szCs w:val="18"/>
+              </w:rPr>
+              <w:t xml:space="preserve">____________________________</w:t>
+            </w:r>
+          </w:p>
+          <w:p>
+            <w:pPr>
+              <w:spacing w:after="50" w:before="0"/>
+            </w:pPr>
+            <w:r>
+              <w:rPr>
+                <w:color w:val="BBBBBB"/>
+                <w:sz w:val="18"/>
+                <w:szCs w:val="18"/>
+              </w:rPr>
+              <w:t xml:space="preserve">____________________________</w:t>
+            </w:r>
+          </w:p>
+          <w:p>
+            <w:pPr>
+              <w:spacing w:after="50" w:before="0"/>
+            </w:pPr>
+            <w:r>
+              <w:rPr>
+                <w:color w:val="BBBBBB"/>
+                <w:sz w:val="18"/>
+                <w:szCs w:val="18"/>
+              </w:rPr>
+              <w:t xml:space="preserve">____________________________</w:t>
+            </w:r>
+          </w:p>
+          <w:p>
+            <w:pPr>
+              <w:spacing w:after="50" w:before="0"/>
+            </w:pPr>
+            <w:r>
+              <w:rPr>
+                <w:color w:val="BBBBBB"/>
+                <w:sz w:val="18"/>
+                <w:szCs w:val="18"/>
+              </w:rPr>
+              <w:t xml:space="preserve">____________________________</w:t>
+            </w:r>
+          </w:p>
+        </w:tc>
+        <w:tc>
+          <w:tcPr>
+            <w:tcW w:type="dxa" w:w="3000"/>
+            <w:shd w:fill="FBF3E2" w:color="auto" w:val="clear"/>
+            <w:tcMar>
+              <w:top w:type="dxa" w:w="80"/>
+              <w:left w:type="dxa" w:w="100"/>
+              <w:bottom w:type="dxa" w:w="80"/>
+              <w:right w:type="dxa" w:w="100"/>
+            </w:tcMar>
+            <w:vAlign w:val="top"/>
+          </w:tcPr>
+          <w:p>
+            <w:pPr>
+              <w:spacing w:after="30" w:before="0"/>
+            </w:pPr>
+            <w:r>
+              <w:rPr>
+                <w:b/>
+                <w:bCs/>
+                <w:color w:val="0F2B3C"/>
+                <w:sz w:val="18"/>
+                <w:szCs w:val="18"/>
+              </w:rPr>
+              <w:t xml:space="preserve">Because... ________________</w:t>
+            </w:r>
+          </w:p>
+          <w:p>
+            <w:pPr>
+              <w:spacing w:after="50" w:before="0"/>
+            </w:pPr>
+            <w:r>
+              <w:rPr>
+                <w:color w:val="BBBBBB"/>
+                <w:sz w:val="18"/>
+                <w:szCs w:val="18"/>
+              </w:rPr>
+              <w:t xml:space="preserve">____________________________</w:t>
+            </w:r>
+          </w:p>
+          <w:p>
+            <w:pPr>
+              <w:spacing w:after="30" w:before="40"/>
+            </w:pPr>
+            <w:r>
+              <w:rPr>
+                <w:b/>
+                <w:bCs/>
+                <w:color w:val="1A6FB5"/>
+                <w:sz w:val="18"/>
+                <w:szCs w:val="18"/>
+              </w:rPr>
+              <w:t xml:space="preserve">Although... _______________</w:t>
+            </w:r>
+          </w:p>
+          <w:p>
+            <w:pPr>
+              <w:spacing w:after="50" w:before="0"/>
+            </w:pPr>
+            <w:r>
+              <w:rPr>
+                <w:color w:val="BBBBBB"/>
+                <w:sz w:val="18"/>
+                <w:szCs w:val="18"/>
+              </w:rPr>
+              <w:t xml:space="preserve">____________________________</w:t>
+            </w:r>
+          </w:p>
+          <w:p>
+            <w:pPr>
+              <w:spacing w:after="30" w:before="40"/>
+            </w:pPr>
+            <w:r>
+              <w:rPr>
+                <w:b/>
+                <w:bCs/>
+                <w:color w:val="7A5400"/>
+                <w:sz w:val="18"/>
+                <w:szCs w:val="18"/>
+              </w:rPr>
+              <w:t xml:space="preserve">Therefore... ______________</w:t>
+            </w:r>
+          </w:p>
+          <w:p>
+            <w:pPr>
+              <w:spacing w:after="50" w:before="0"/>
+            </w:pPr>
+            <w:r>
+              <w:rPr>
+                <w:color w:val="BBBBBB"/>
+                <w:sz w:val="18"/>
+                <w:szCs w:val="18"/>
+              </w:rPr>
+              <w:t xml:space="preserve">____________________________</w:t>
+            </w:r>
+          </w:p>
+        </w:tc>
+      </w:tr>
+    </w:tbl>
+    <w:p>
+      <w:pPr>
+        <w:spacing w:after="60" w:before="0"/>
+      </w:pPr>
+      <w:r>
+        <w:t xml:space="preserve"/>
       </w:r>
     </w:p>
     <w:p>
@@ -300,50 +2691,616 @@
         <w:t xml:space="preserve">Stretch: build one triangle, then the whole polygon.</w:t>
       </w:r>
     </w:p>
-    <w:p>
-      <w:pPr>
-        <w:spacing w:after="40" w:before="0"/>
-      </w:pPr>
-      <w:r>
-        <w:rPr>
-          <w:sz w:val="22"/>
-          <w:szCs w:val="22"/>
-        </w:rPr>
-        <w:t xml:space="preserve">1.  A triangle has base 6 and height 4. Its area is base × height ÷ 2 = ___?</w:t>
-      </w:r>
-    </w:p>
-    <w:p>
-      <w:pPr>
-        <w:spacing w:after="80" w:before="0"/>
-      </w:pPr>
-      <w:r>
-        <w:rPr>
-          <w:color w:val="BBBBBB"/>
-        </w:rPr>
-        <w:t xml:space="preserve">____________________________________________________</w:t>
-      </w:r>
-    </w:p>
-    <w:p>
-      <w:pPr>
-        <w:spacing w:after="40" w:before="0"/>
-      </w:pPr>
-      <w:r>
-        <w:rPr>
-          <w:sz w:val="22"/>
-          <w:szCs w:val="22"/>
-        </w:rPr>
-        <w:t xml:space="preserve">2.  A hexagon is made of 6 such triangles. Total = 6 × 12 = ___?</w:t>
-      </w:r>
-    </w:p>
-    <w:p>
-      <w:pPr>
-        <w:spacing w:after="80" w:before="0"/>
-      </w:pPr>
-      <w:r>
-        <w:rPr>
-          <w:color w:val="BBBBBB"/>
-        </w:rPr>
-        <w:t xml:space="preserve">____________________________________________________</w:t>
+    <w:tbl>
+      <w:tblPr>
+        <w:tblW w:type="dxa" w:w="9360"/>
+        <w:tblBorders>
+          <w:top w:val="single" w:color="C7D2DD" w:sz="6"/>
+          <w:left w:val="single" w:color="C7D2DD" w:sz="6"/>
+          <w:bottom w:val="single" w:color="C7D2DD" w:sz="6"/>
+          <w:right w:val="single" w:color="C7D2DD" w:sz="6"/>
+          <w:insideH w:val="single" w:color="C7D2DD" w:sz="6"/>
+          <w:insideV w:val="single" w:color="C7D2DD" w:sz="6"/>
+        </w:tblBorders>
+      </w:tblPr>
+      <w:tblGrid>
+        <w:gridCol w:w="2800"/>
+        <w:gridCol w:w="3560"/>
+        <w:gridCol w:w="3000"/>
+      </w:tblGrid>
+      <w:tr>
+        <w:trPr>
+          <w:cantSplit/>
+          <w:tblHeader/>
+        </w:trPr>
+        <w:tc>
+          <w:tcPr>
+            <w:tcW w:type="dxa" w:w="2800"/>
+            <w:shd w:fill="EEF4F8" w:color="auto" w:val="clear"/>
+            <w:tcMar>
+              <w:top w:type="dxa" w:w="60"/>
+              <w:left w:type="dxa" w:w="100"/>
+              <w:bottom w:type="dxa" w:w="60"/>
+              <w:right w:type="dxa" w:w="100"/>
+            </w:tcMar>
+          </w:tcPr>
+          <w:p>
+            <w:pPr>
+              <w:spacing w:after="0" w:before="0"/>
+            </w:pPr>
+            <w:r>
+              <w:rPr>
+                <w:b/>
+                <w:bCs/>
+                <w:color w:val="0F2B3C"/>
+                <w:sz w:val="16"/>
+                <w:szCs w:val="16"/>
+              </w:rPr>
+              <w:t xml:space="preserve">CORE PROBLEM / GIVEN REPRESENTATION</w:t>
+            </w:r>
+          </w:p>
+        </w:tc>
+        <w:tc>
+          <w:tcPr>
+            <w:tcW w:type="dxa" w:w="3560"/>
+            <w:shd w:fill="EEF4F8" w:color="auto" w:val="clear"/>
+            <w:tcMar>
+              <w:top w:type="dxa" w:w="60"/>
+              <w:left w:type="dxa" w:w="100"/>
+              <w:bottom w:type="dxa" w:w="60"/>
+              <w:right w:type="dxa" w:w="100"/>
+            </w:tcMar>
+          </w:tcPr>
+          <w:p>
+            <w:pPr>
+              <w:spacing w:after="0" w:before="0"/>
+            </w:pPr>
+            <w:r>
+              <w:rPr>
+                <w:b/>
+                <w:bCs/>
+                <w:color w:val="0F2B3C"/>
+                <w:sz w:val="16"/>
+                <w:szCs w:val="16"/>
+              </w:rPr>
+              <w:t xml:space="preserve">WORKING SPACE / CALCULATION STEPS</w:t>
+            </w:r>
+          </w:p>
+        </w:tc>
+        <w:tc>
+          <w:tcPr>
+            <w:tcW w:type="dxa" w:w="3000"/>
+            <w:shd w:fill="FBF3E2" w:color="auto" w:val="clear"/>
+            <w:tcMar>
+              <w:top w:type="dxa" w:w="60"/>
+              <w:left w:type="dxa" w:w="100"/>
+              <w:bottom w:type="dxa" w:w="60"/>
+              <w:right w:type="dxa" w:w="100"/>
+            </w:tcMar>
+          </w:tcPr>
+          <w:p>
+            <w:pPr>
+              <w:spacing w:after="0" w:before="0"/>
+            </w:pPr>
+            <w:r>
+              <w:rPr>
+                <w:b/>
+                <w:bCs/>
+                <w:color w:val="7A5400"/>
+                <w:sz w:val="16"/>
+                <w:szCs w:val="16"/>
+              </w:rPr>
+              <w:t xml:space="preserve">EXPLAIN YOUR REASONING</w:t>
+            </w:r>
+          </w:p>
+        </w:tc>
+      </w:tr>
+      <w:tr>
+        <w:trPr>
+          <w:cantSplit/>
+        </w:trPr>
+        <w:tc>
+          <w:tcPr>
+            <w:tcW w:type="dxa" w:w="2800"/>
+            <w:tcMar>
+              <w:top w:type="dxa" w:w="80"/>
+              <w:left w:type="dxa" w:w="100"/>
+              <w:bottom w:type="dxa" w:w="80"/>
+              <w:right w:type="dxa" w:w="100"/>
+            </w:tcMar>
+            <w:vAlign w:val="top"/>
+          </w:tcPr>
+          <w:p>
+            <w:pPr>
+              <w:spacing w:after="40" w:before="0"/>
+            </w:pPr>
+            <w:r>
+              <w:rPr>
+                <w:b/>
+                <w:bCs/>
+                <w:color w:val="0F2B3C"/>
+                <w:sz w:val="20"/>
+                <w:szCs w:val="20"/>
+              </w:rPr>
+              <w:t xml:space="preserve">1.  A triangle has base 6 and height 4. Its area is base × height ÷ 2 = ___?</w:t>
+            </w:r>
+          </w:p>
+        </w:tc>
+        <w:tc>
+          <w:tcPr>
+            <w:tcW w:type="dxa" w:w="3560"/>
+            <w:tcMar>
+              <w:top w:type="dxa" w:w="80"/>
+              <w:left w:type="dxa" w:w="100"/>
+              <w:bottom w:type="dxa" w:w="80"/>
+              <w:right w:type="dxa" w:w="100"/>
+            </w:tcMar>
+            <w:vAlign w:val="top"/>
+          </w:tcPr>
+          <w:p>
+            <w:pPr>
+              <w:spacing w:after="50" w:before="0"/>
+            </w:pPr>
+            <w:r>
+              <w:rPr>
+                <w:color w:val="BBBBBB"/>
+                <w:sz w:val="18"/>
+                <w:szCs w:val="18"/>
+              </w:rPr>
+              <w:t xml:space="preserve">____________________________</w:t>
+            </w:r>
+          </w:p>
+          <w:p>
+            <w:pPr>
+              <w:spacing w:after="50" w:before="0"/>
+            </w:pPr>
+            <w:r>
+              <w:rPr>
+                <w:color w:val="BBBBBB"/>
+                <w:sz w:val="18"/>
+                <w:szCs w:val="18"/>
+              </w:rPr>
+              <w:t xml:space="preserve">____________________________</w:t>
+            </w:r>
+          </w:p>
+          <w:p>
+            <w:pPr>
+              <w:spacing w:after="50" w:before="0"/>
+            </w:pPr>
+            <w:r>
+              <w:rPr>
+                <w:color w:val="BBBBBB"/>
+                <w:sz w:val="18"/>
+                <w:szCs w:val="18"/>
+              </w:rPr>
+              <w:t xml:space="preserve">____________________________</w:t>
+            </w:r>
+          </w:p>
+          <w:p>
+            <w:pPr>
+              <w:spacing w:after="50" w:before="0"/>
+            </w:pPr>
+            <w:r>
+              <w:rPr>
+                <w:color w:val="BBBBBB"/>
+                <w:sz w:val="18"/>
+                <w:szCs w:val="18"/>
+              </w:rPr>
+              <w:t xml:space="preserve">____________________________</w:t>
+            </w:r>
+          </w:p>
+        </w:tc>
+        <w:tc>
+          <w:tcPr>
+            <w:tcW w:type="dxa" w:w="3000"/>
+            <w:shd w:fill="FBF3E2" w:color="auto" w:val="clear"/>
+            <w:tcMar>
+              <w:top w:type="dxa" w:w="80"/>
+              <w:left w:type="dxa" w:w="100"/>
+              <w:bottom w:type="dxa" w:w="80"/>
+              <w:right w:type="dxa" w:w="100"/>
+            </w:tcMar>
+            <w:vAlign w:val="top"/>
+          </w:tcPr>
+          <w:p>
+            <w:pPr>
+              <w:spacing w:after="30" w:before="0"/>
+            </w:pPr>
+            <w:r>
+              <w:rPr>
+                <w:b/>
+                <w:bCs/>
+                <w:color w:val="0F2B3C"/>
+                <w:sz w:val="18"/>
+                <w:szCs w:val="18"/>
+              </w:rPr>
+              <w:t xml:space="preserve">Because... ________________</w:t>
+            </w:r>
+          </w:p>
+          <w:p>
+            <w:pPr>
+              <w:spacing w:after="50" w:before="0"/>
+            </w:pPr>
+            <w:r>
+              <w:rPr>
+                <w:color w:val="BBBBBB"/>
+                <w:sz w:val="18"/>
+                <w:szCs w:val="18"/>
+              </w:rPr>
+              <w:t xml:space="preserve">____________________________</w:t>
+            </w:r>
+          </w:p>
+          <w:p>
+            <w:pPr>
+              <w:spacing w:after="30" w:before="40"/>
+            </w:pPr>
+            <w:r>
+              <w:rPr>
+                <w:b/>
+                <w:bCs/>
+                <w:color w:val="1A6FB5"/>
+                <w:sz w:val="18"/>
+                <w:szCs w:val="18"/>
+              </w:rPr>
+              <w:t xml:space="preserve">Although... _______________</w:t>
+            </w:r>
+          </w:p>
+          <w:p>
+            <w:pPr>
+              <w:spacing w:after="50" w:before="0"/>
+            </w:pPr>
+            <w:r>
+              <w:rPr>
+                <w:color w:val="BBBBBB"/>
+                <w:sz w:val="18"/>
+                <w:szCs w:val="18"/>
+              </w:rPr>
+              <w:t xml:space="preserve">____________________________</w:t>
+            </w:r>
+          </w:p>
+          <w:p>
+            <w:pPr>
+              <w:spacing w:after="30" w:before="40"/>
+            </w:pPr>
+            <w:r>
+              <w:rPr>
+                <w:b/>
+                <w:bCs/>
+                <w:color w:val="7A5400"/>
+                <w:sz w:val="18"/>
+                <w:szCs w:val="18"/>
+              </w:rPr>
+              <w:t xml:space="preserve">Therefore... ______________</w:t>
+            </w:r>
+          </w:p>
+          <w:p>
+            <w:pPr>
+              <w:spacing w:after="50" w:before="0"/>
+            </w:pPr>
+            <w:r>
+              <w:rPr>
+                <w:color w:val="BBBBBB"/>
+                <w:sz w:val="18"/>
+                <w:szCs w:val="18"/>
+              </w:rPr>
+              <w:t xml:space="preserve">____________________________</w:t>
+            </w:r>
+          </w:p>
+        </w:tc>
+      </w:tr>
+    </w:tbl>
+    <w:p>
+      <w:pPr>
+        <w:spacing w:after="60" w:before="0"/>
+      </w:pPr>
+      <w:r>
+        <w:t xml:space="preserve"/>
+      </w:r>
+    </w:p>
+    <w:tbl>
+      <w:tblPr>
+        <w:tblW w:type="dxa" w:w="9360"/>
+        <w:tblBorders>
+          <w:top w:val="single" w:color="C7D2DD" w:sz="6"/>
+          <w:left w:val="single" w:color="C7D2DD" w:sz="6"/>
+          <w:bottom w:val="single" w:color="C7D2DD" w:sz="6"/>
+          <w:right w:val="single" w:color="C7D2DD" w:sz="6"/>
+          <w:insideH w:val="single" w:color="C7D2DD" w:sz="6"/>
+          <w:insideV w:val="single" w:color="C7D2DD" w:sz="6"/>
+        </w:tblBorders>
+      </w:tblPr>
+      <w:tblGrid>
+        <w:gridCol w:w="2800"/>
+        <w:gridCol w:w="3560"/>
+        <w:gridCol w:w="3000"/>
+      </w:tblGrid>
+      <w:tr>
+        <w:trPr>
+          <w:cantSplit/>
+          <w:tblHeader/>
+        </w:trPr>
+        <w:tc>
+          <w:tcPr>
+            <w:tcW w:type="dxa" w:w="2800"/>
+            <w:shd w:fill="EEF4F8" w:color="auto" w:val="clear"/>
+            <w:tcMar>
+              <w:top w:type="dxa" w:w="60"/>
+              <w:left w:type="dxa" w:w="100"/>
+              <w:bottom w:type="dxa" w:w="60"/>
+              <w:right w:type="dxa" w:w="100"/>
+            </w:tcMar>
+          </w:tcPr>
+          <w:p>
+            <w:pPr>
+              <w:spacing w:after="0" w:before="0"/>
+            </w:pPr>
+            <w:r>
+              <w:rPr>
+                <w:b/>
+                <w:bCs/>
+                <w:color w:val="0F2B3C"/>
+                <w:sz w:val="16"/>
+                <w:szCs w:val="16"/>
+              </w:rPr>
+              <w:t xml:space="preserve">CORE PROBLEM / GIVEN REPRESENTATION</w:t>
+            </w:r>
+          </w:p>
+        </w:tc>
+        <w:tc>
+          <w:tcPr>
+            <w:tcW w:type="dxa" w:w="3560"/>
+            <w:shd w:fill="EEF4F8" w:color="auto" w:val="clear"/>
+            <w:tcMar>
+              <w:top w:type="dxa" w:w="60"/>
+              <w:left w:type="dxa" w:w="100"/>
+              <w:bottom w:type="dxa" w:w="60"/>
+              <w:right w:type="dxa" w:w="100"/>
+            </w:tcMar>
+          </w:tcPr>
+          <w:p>
+            <w:pPr>
+              <w:spacing w:after="0" w:before="0"/>
+            </w:pPr>
+            <w:r>
+              <w:rPr>
+                <w:b/>
+                <w:bCs/>
+                <w:color w:val="0F2B3C"/>
+                <w:sz w:val="16"/>
+                <w:szCs w:val="16"/>
+              </w:rPr>
+              <w:t xml:space="preserve">WORKING SPACE / CALCULATION STEPS</w:t>
+            </w:r>
+          </w:p>
+        </w:tc>
+        <w:tc>
+          <w:tcPr>
+            <w:tcW w:type="dxa" w:w="3000"/>
+            <w:shd w:fill="FBF3E2" w:color="auto" w:val="clear"/>
+            <w:tcMar>
+              <w:top w:type="dxa" w:w="60"/>
+              <w:left w:type="dxa" w:w="100"/>
+              <w:bottom w:type="dxa" w:w="60"/>
+              <w:right w:type="dxa" w:w="100"/>
+            </w:tcMar>
+          </w:tcPr>
+          <w:p>
+            <w:pPr>
+              <w:spacing w:after="0" w:before="0"/>
+            </w:pPr>
+            <w:r>
+              <w:rPr>
+                <w:b/>
+                <w:bCs/>
+                <w:color w:val="7A5400"/>
+                <w:sz w:val="16"/>
+                <w:szCs w:val="16"/>
+              </w:rPr>
+              <w:t xml:space="preserve">EXPLAIN YOUR REASONING</w:t>
+            </w:r>
+          </w:p>
+        </w:tc>
+      </w:tr>
+      <w:tr>
+        <w:trPr>
+          <w:cantSplit/>
+        </w:trPr>
+        <w:tc>
+          <w:tcPr>
+            <w:tcW w:type="dxa" w:w="2800"/>
+            <w:tcMar>
+              <w:top w:type="dxa" w:w="80"/>
+              <w:left w:type="dxa" w:w="100"/>
+              <w:bottom w:type="dxa" w:w="80"/>
+              <w:right w:type="dxa" w:w="100"/>
+            </w:tcMar>
+            <w:vAlign w:val="top"/>
+          </w:tcPr>
+          <w:p>
+            <w:pPr>
+              <w:spacing w:after="40" w:before="0"/>
+            </w:pPr>
+            <w:r>
+              <w:rPr>
+                <w:b/>
+                <w:bCs/>
+                <w:color w:val="0F2B3C"/>
+                <w:sz w:val="20"/>
+                <w:szCs w:val="20"/>
+              </w:rPr>
+              <w:t xml:space="preserve">2.  A hexagon is made of 6 such triangles. Total = 6 × 12 = ___?</w:t>
+            </w:r>
+          </w:p>
+        </w:tc>
+        <w:tc>
+          <w:tcPr>
+            <w:tcW w:type="dxa" w:w="3560"/>
+            <w:tcMar>
+              <w:top w:type="dxa" w:w="80"/>
+              <w:left w:type="dxa" w:w="100"/>
+              <w:bottom w:type="dxa" w:w="80"/>
+              <w:right w:type="dxa" w:w="100"/>
+            </w:tcMar>
+            <w:vAlign w:val="top"/>
+          </w:tcPr>
+          <w:p>
+            <w:pPr>
+              <w:spacing w:after="50" w:before="0"/>
+            </w:pPr>
+            <w:r>
+              <w:rPr>
+                <w:color w:val="BBBBBB"/>
+                <w:sz w:val="18"/>
+                <w:szCs w:val="18"/>
+              </w:rPr>
+              <w:t xml:space="preserve">____________________________</w:t>
+            </w:r>
+          </w:p>
+          <w:p>
+            <w:pPr>
+              <w:spacing w:after="50" w:before="0"/>
+            </w:pPr>
+            <w:r>
+              <w:rPr>
+                <w:color w:val="BBBBBB"/>
+                <w:sz w:val="18"/>
+                <w:szCs w:val="18"/>
+              </w:rPr>
+              <w:t xml:space="preserve">____________________________</w:t>
+            </w:r>
+          </w:p>
+          <w:p>
+            <w:pPr>
+              <w:spacing w:after="50" w:before="0"/>
+            </w:pPr>
+            <w:r>
+              <w:rPr>
+                <w:color w:val="BBBBBB"/>
+                <w:sz w:val="18"/>
+                <w:szCs w:val="18"/>
+              </w:rPr>
+              <w:t xml:space="preserve">____________________________</w:t>
+            </w:r>
+          </w:p>
+          <w:p>
+            <w:pPr>
+              <w:spacing w:after="50" w:before="0"/>
+            </w:pPr>
+            <w:r>
+              <w:rPr>
+                <w:color w:val="BBBBBB"/>
+                <w:sz w:val="18"/>
+                <w:szCs w:val="18"/>
+              </w:rPr>
+              <w:t xml:space="preserve">____________________________</w:t>
+            </w:r>
+          </w:p>
+        </w:tc>
+        <w:tc>
+          <w:tcPr>
+            <w:tcW w:type="dxa" w:w="3000"/>
+            <w:shd w:fill="FBF3E2" w:color="auto" w:val="clear"/>
+            <w:tcMar>
+              <w:top w:type="dxa" w:w="80"/>
+              <w:left w:type="dxa" w:w="100"/>
+              <w:bottom w:type="dxa" w:w="80"/>
+              <w:right w:type="dxa" w:w="100"/>
+            </w:tcMar>
+            <w:vAlign w:val="top"/>
+          </w:tcPr>
+          <w:p>
+            <w:pPr>
+              <w:spacing w:after="30" w:before="0"/>
+            </w:pPr>
+            <w:r>
+              <w:rPr>
+                <w:b/>
+                <w:bCs/>
+                <w:color w:val="0F2B3C"/>
+                <w:sz w:val="18"/>
+                <w:szCs w:val="18"/>
+              </w:rPr>
+              <w:t xml:space="preserve">Because... ________________</w:t>
+            </w:r>
+          </w:p>
+          <w:p>
+            <w:pPr>
+              <w:spacing w:after="50" w:before="0"/>
+            </w:pPr>
+            <w:r>
+              <w:rPr>
+                <w:color w:val="BBBBBB"/>
+                <w:sz w:val="18"/>
+                <w:szCs w:val="18"/>
+              </w:rPr>
+              <w:t xml:space="preserve">____________________________</w:t>
+            </w:r>
+          </w:p>
+          <w:p>
+            <w:pPr>
+              <w:spacing w:after="30" w:before="40"/>
+            </w:pPr>
+            <w:r>
+              <w:rPr>
+                <w:b/>
+                <w:bCs/>
+                <w:color w:val="1A6FB5"/>
+                <w:sz w:val="18"/>
+                <w:szCs w:val="18"/>
+              </w:rPr>
+              <w:t xml:space="preserve">Although... _______________</w:t>
+            </w:r>
+          </w:p>
+          <w:p>
+            <w:pPr>
+              <w:spacing w:after="50" w:before="0"/>
+            </w:pPr>
+            <w:r>
+              <w:rPr>
+                <w:color w:val="BBBBBB"/>
+                <w:sz w:val="18"/>
+                <w:szCs w:val="18"/>
+              </w:rPr>
+              <w:t xml:space="preserve">____________________________</w:t>
+            </w:r>
+          </w:p>
+          <w:p>
+            <w:pPr>
+              <w:spacing w:after="30" w:before="40"/>
+            </w:pPr>
+            <w:r>
+              <w:rPr>
+                <w:b/>
+                <w:bCs/>
+                <w:color w:val="7A5400"/>
+                <w:sz w:val="18"/>
+                <w:szCs w:val="18"/>
+              </w:rPr>
+              <w:t xml:space="preserve">Therefore... ______________</w:t>
+            </w:r>
+          </w:p>
+          <w:p>
+            <w:pPr>
+              <w:spacing w:after="50" w:before="0"/>
+            </w:pPr>
+            <w:r>
+              <w:rPr>
+                <w:color w:val="BBBBBB"/>
+                <w:sz w:val="18"/>
+                <w:szCs w:val="18"/>
+              </w:rPr>
+              <w:t xml:space="preserve">____________________________</w:t>
+            </w:r>
+          </w:p>
+        </w:tc>
+      </w:tr>
+    </w:tbl>
+    <w:p>
+      <w:pPr>
+        <w:spacing w:after="60" w:before="0"/>
+      </w:pPr>
+      <w:r>
+        <w:t xml:space="preserve"/>
       </w:r>
     </w:p>
     <w:p>
@@ -407,6 +3364,141 @@
         <w:t xml:space="preserve">____________________________________________________</w:t>
       </w:r>
     </w:p>
+    <w:tbl>
+      <w:tblPr>
+        <w:tblW w:type="dxa" w:w="9360"/>
+        <w:tblBorders>
+          <w:top w:val="single" w:color="C7D2DD" w:sz="6"/>
+          <w:left w:val="single" w:color="C7D2DD" w:sz="6"/>
+          <w:bottom w:val="single" w:color="C7D2DD" w:sz="6"/>
+          <w:right w:val="single" w:color="C7D2DD" w:sz="6"/>
+          <w:insideH w:val="single" w:color="C7D2DD" w:sz="6"/>
+          <w:insideV w:val="single" w:color="C7D2DD" w:sz="6"/>
+        </w:tblBorders>
+      </w:tblPr>
+      <w:tblGrid>
+        <w:gridCol w:w="3120"/>
+        <w:gridCol w:w="3120"/>
+        <w:gridCol w:w="3120"/>
+      </w:tblGrid>
+      <w:tr>
+        <w:trPr>
+          <w:cantSplit/>
+          <w:tblHeader/>
+        </w:trPr>
+        <w:tc>
+          <w:tcPr>
+            <w:tcW w:type="dxa" w:w="9360"/>
+            <w:gridSpan w:val="3"/>
+            <w:shd w:fill="EEF4F8" w:color="auto" w:val="clear"/>
+            <w:tcMar>
+              <w:top w:type="dxa" w:w="60"/>
+              <w:left w:type="dxa" w:w="100"/>
+              <w:bottom w:type="dxa" w:w="60"/>
+              <w:right w:type="dxa" w:w="100"/>
+            </w:tcMar>
+          </w:tcPr>
+          <w:p>
+            <w:pPr>
+              <w:spacing w:after="0" w:before="0"/>
+            </w:pPr>
+            <w:r>
+              <w:rPr>
+                <w:b/>
+                <w:bCs/>
+                <w:color w:val="0F2B3C"/>
+                <w:sz w:val="18"/>
+                <w:szCs w:val="18"/>
+              </w:rPr>
+              <w:t xml:space="preserve">EXIT CHECK · 3-POINT SELF-ASSESSMENT CHECKLIST</w:t>
+            </w:r>
+          </w:p>
+        </w:tc>
+      </w:tr>
+      <w:tr>
+        <w:trPr>
+          <w:cantSplit/>
+        </w:trPr>
+        <w:tc>
+          <w:tcPr>
+            <w:tcW w:type="dxa" w:w="3120"/>
+            <w:tcMar>
+              <w:top w:type="dxa" w:w="80"/>
+              <w:left w:type="dxa" w:w="100"/>
+              <w:bottom w:type="dxa" w:w="80"/>
+              <w:right w:type="dxa" w:w="100"/>
+            </w:tcMar>
+          </w:tcPr>
+          <w:p>
+            <w:pPr>
+              <w:spacing w:after="0" w:before="0"/>
+            </w:pPr>
+            <w:r>
+              <w:rPr>
+                <w:b/>
+                <w:bCs/>
+                <w:color w:val="0F2B3C"/>
+                <w:sz w:val="18"/>
+                <w:szCs w:val="18"/>
+              </w:rPr>
+              <w:t xml:space="preserve">☐ 1. Units &amp; Labels Verified</w:t>
+            </w:r>
+          </w:p>
+        </w:tc>
+        <w:tc>
+          <w:tcPr>
+            <w:tcW w:type="dxa" w:w="3120"/>
+            <w:tcMar>
+              <w:top w:type="dxa" w:w="80"/>
+              <w:left w:type="dxa" w:w="100"/>
+              <w:bottom w:type="dxa" w:w="80"/>
+              <w:right w:type="dxa" w:w="100"/>
+            </w:tcMar>
+          </w:tcPr>
+          <w:p>
+            <w:pPr>
+              <w:spacing w:after="0" w:before="0"/>
+            </w:pPr>
+            <w:r>
+              <w:rPr>
+                <w:b/>
+                <w:bCs/>
+                <w:color w:val="0F2B3C"/>
+                <w:sz w:val="18"/>
+                <w:szCs w:val="18"/>
+              </w:rPr>
+              <w:t xml:space="preserve">☐ 2. Reasoning Stated (Because / Although / Therefore)</w:t>
+            </w:r>
+          </w:p>
+        </w:tc>
+        <w:tc>
+          <w:tcPr>
+            <w:tcW w:type="dxa" w:w="3120"/>
+            <w:tcMar>
+              <w:top w:type="dxa" w:w="80"/>
+              <w:left w:type="dxa" w:w="100"/>
+              <w:bottom w:type="dxa" w:w="80"/>
+              <w:right w:type="dxa" w:w="100"/>
+            </w:tcMar>
+          </w:tcPr>
+          <w:p>
+            <w:pPr>
+              <w:spacing w:after="0" w:before="0"/>
+            </w:pPr>
+            <w:r>
+              <w:rPr>
+                <w:b/>
+                <w:bCs/>
+                <w:color w:val="0F2B3C"/>
+                <w:sz w:val="18"/>
+                <w:szCs w:val="18"/>
+              </w:rPr>
+              <w:t xml:space="preserve">☐ 3. Calculations Double-Checked</w:t>
+            </w:r>
+          </w:p>
+        </w:tc>
+      </w:tr>
+    </w:tbl>
     <w:p>
       <w:pPr>
         <w:spacing w:after="60" w:before="120"/>
